--- a/KHBD_Tin_học/Lớp_6/Tuần_09/De_on_tap_DGDK1_Tin_hoc_Lop_6.docx
+++ b/KHBD_Tin_học/Lớp_6/Tuần_09/De_on_tap_DGDK1_Tin_hoc_Lop_6.docx
@@ -1532,6 +1532,7 @@
     </w:p>
     <w:p>
       <w:pPr>
+        <w:keepNext/>
         <w:spacing w:before="80" w:after="40" w:line="276" w:lineRule="auto"/>
         <w:jc w:val="left"/>
       </w:pPr>
@@ -1548,38 +1549,74 @@
     </w:p>
     <w:p>
       <w:pPr>
+        <w:keepNext/>
         <w:spacing w:before="0" w:after="20" w:line="276" w:lineRule="auto"/>
-        <w:jc w:val="left"/>
-      </w:pPr>
-      <w:r>
-        <w:rPr>
-          <w:rFonts w:ascii="Times New Roman" w:hAnsi="Times New Roman"/>
-          <w:b w:val="0"/>
-          <w:i w:val="0"/>
-          <w:sz w:val="24"/>
-          <w:rFonts w:ascii="Times New Roman" w:hAnsi="Times New Roman" w:cs="Times New Roman"/>
-        </w:rPr>
-        <w:t xml:space="preserve">    A. Là thiết bị máy tính         B. Là những hiểu biết về thế giới xung quanh và bản thân</w:t>
-      </w:r>
-    </w:p>
-    <w:p>
-      <w:pPr>
-        <w:spacing w:before="0" w:after="40" w:line="276" w:lineRule="auto"/>
-        <w:jc w:val="left"/>
-      </w:pPr>
-      <w:r>
-        <w:rPr>
-          <w:rFonts w:ascii="Times New Roman" w:hAnsi="Times New Roman"/>
-          <w:b w:val="0"/>
-          <w:i w:val="0"/>
-          <w:sz w:val="24"/>
-          <w:rFonts w:ascii="Times New Roman" w:hAnsi="Times New Roman" w:cs="Times New Roman"/>
-        </w:rPr>
-        <w:t xml:space="preserve">    C. Là phần mềm         D. Là ổ cứng</w:t>
-      </w:r>
-    </w:p>
-    <w:p>
-      <w:pPr>
+        <w:ind w:left="360"/>
+      </w:pPr>
+      <w:r>
+        <w:rPr>
+          <w:rFonts w:ascii="Times New Roman" w:hAnsi="Times New Roman"/>
+          <w:b w:val="0"/>
+          <w:i w:val="0"/>
+          <w:sz w:val="24"/>
+          <w:rFonts w:ascii="Times New Roman" w:hAnsi="Times New Roman" w:cs="Times New Roman"/>
+        </w:rPr>
+        <w:t>A. Là thiết bị máy tính</w:t>
+      </w:r>
+    </w:p>
+    <w:p>
+      <w:pPr>
+        <w:keepNext/>
+        <w:spacing w:before="0" w:after="20" w:line="276" w:lineRule="auto"/>
+        <w:ind w:left="360"/>
+      </w:pPr>
+      <w:r>
+        <w:rPr>
+          <w:rFonts w:ascii="Times New Roman" w:hAnsi="Times New Roman"/>
+          <w:b w:val="0"/>
+          <w:i w:val="0"/>
+          <w:sz w:val="24"/>
+          <w:rFonts w:ascii="Times New Roman" w:hAnsi="Times New Roman" w:cs="Times New Roman"/>
+        </w:rPr>
+        <w:t>B. Là những hiểu biết về thế giới xung quanh và bản thân</w:t>
+      </w:r>
+    </w:p>
+    <w:p>
+      <w:pPr>
+        <w:keepNext/>
+        <w:spacing w:before="0" w:after="20" w:line="276" w:lineRule="auto"/>
+        <w:ind w:left="360"/>
+      </w:pPr>
+      <w:r>
+        <w:rPr>
+          <w:rFonts w:ascii="Times New Roman" w:hAnsi="Times New Roman"/>
+          <w:b w:val="0"/>
+          <w:i w:val="0"/>
+          <w:sz w:val="24"/>
+          <w:rFonts w:ascii="Times New Roman" w:hAnsi="Times New Roman" w:cs="Times New Roman"/>
+        </w:rPr>
+        <w:t>C. Là phần mềm</w:t>
+      </w:r>
+    </w:p>
+    <w:p>
+      <w:pPr>
+        <w:spacing w:before="0" w:after="50" w:line="276" w:lineRule="auto"/>
+        <w:ind w:left="360"/>
+      </w:pPr>
+      <w:r>
+        <w:rPr>
+          <w:rFonts w:ascii="Times New Roman" w:hAnsi="Times New Roman"/>
+          <w:b w:val="0"/>
+          <w:i w:val="0"/>
+          <w:sz w:val="24"/>
+          <w:rFonts w:ascii="Times New Roman" w:hAnsi="Times New Roman" w:cs="Times New Roman"/>
+        </w:rPr>
+        <w:t>D. Là ổ cứng</w:t>
+      </w:r>
+    </w:p>
+    <w:p>
+      <w:pPr>
+        <w:keepNext/>
         <w:spacing w:before="80" w:after="40" w:line="276" w:lineRule="auto"/>
         <w:jc w:val="left"/>
       </w:pPr>
@@ -1596,38 +1633,74 @@
     </w:p>
     <w:p>
       <w:pPr>
+        <w:keepNext/>
         <w:spacing w:before="0" w:after="20" w:line="276" w:lineRule="auto"/>
-        <w:jc w:val="left"/>
-      </w:pPr>
-      <w:r>
-        <w:rPr>
-          <w:rFonts w:ascii="Times New Roman" w:hAnsi="Times New Roman"/>
-          <w:b w:val="0"/>
-          <w:i w:val="0"/>
-          <w:sz w:val="24"/>
-          <w:rFonts w:ascii="Times New Roman" w:hAnsi="Times New Roman" w:cs="Times New Roman"/>
-        </w:rPr>
-        <w:t xml:space="preserve">    A. Là thông tin được ghi lên vật mang tin dưới dạng cụ thể         B. Là máy tính</w:t>
-      </w:r>
-    </w:p>
-    <w:p>
-      <w:pPr>
-        <w:spacing w:before="0" w:after="40" w:line="276" w:lineRule="auto"/>
-        <w:jc w:val="left"/>
-      </w:pPr>
-      <w:r>
-        <w:rPr>
-          <w:rFonts w:ascii="Times New Roman" w:hAnsi="Times New Roman"/>
-          <w:b w:val="0"/>
-          <w:i w:val="0"/>
-          <w:sz w:val="24"/>
-          <w:rFonts w:ascii="Times New Roman" w:hAnsi="Times New Roman" w:cs="Times New Roman"/>
-        </w:rPr>
-        <w:t xml:space="preserve">    C. Là Internet         D. Là phần cứng</w:t>
-      </w:r>
-    </w:p>
-    <w:p>
-      <w:pPr>
+        <w:ind w:left="360"/>
+      </w:pPr>
+      <w:r>
+        <w:rPr>
+          <w:rFonts w:ascii="Times New Roman" w:hAnsi="Times New Roman"/>
+          <w:b w:val="0"/>
+          <w:i w:val="0"/>
+          <w:sz w:val="24"/>
+          <w:rFonts w:ascii="Times New Roman" w:hAnsi="Times New Roman" w:cs="Times New Roman"/>
+        </w:rPr>
+        <w:t>A. Là thông tin được ghi lên vật mang tin dưới dạng cụ thể</w:t>
+      </w:r>
+    </w:p>
+    <w:p>
+      <w:pPr>
+        <w:keepNext/>
+        <w:spacing w:before="0" w:after="20" w:line="276" w:lineRule="auto"/>
+        <w:ind w:left="360"/>
+      </w:pPr>
+      <w:r>
+        <w:rPr>
+          <w:rFonts w:ascii="Times New Roman" w:hAnsi="Times New Roman"/>
+          <w:b w:val="0"/>
+          <w:i w:val="0"/>
+          <w:sz w:val="24"/>
+          <w:rFonts w:ascii="Times New Roman" w:hAnsi="Times New Roman" w:cs="Times New Roman"/>
+        </w:rPr>
+        <w:t>B. Là máy tính</w:t>
+      </w:r>
+    </w:p>
+    <w:p>
+      <w:pPr>
+        <w:keepNext/>
+        <w:spacing w:before="0" w:after="20" w:line="276" w:lineRule="auto"/>
+        <w:ind w:left="360"/>
+      </w:pPr>
+      <w:r>
+        <w:rPr>
+          <w:rFonts w:ascii="Times New Roman" w:hAnsi="Times New Roman"/>
+          <w:b w:val="0"/>
+          <w:i w:val="0"/>
+          <w:sz w:val="24"/>
+          <w:rFonts w:ascii="Times New Roman" w:hAnsi="Times New Roman" w:cs="Times New Roman"/>
+        </w:rPr>
+        <w:t>C. Là Internet</w:t>
+      </w:r>
+    </w:p>
+    <w:p>
+      <w:pPr>
+        <w:spacing w:before="0" w:after="50" w:line="276" w:lineRule="auto"/>
+        <w:ind w:left="360"/>
+      </w:pPr>
+      <w:r>
+        <w:rPr>
+          <w:rFonts w:ascii="Times New Roman" w:hAnsi="Times New Roman"/>
+          <w:b w:val="0"/>
+          <w:i w:val="0"/>
+          <w:sz w:val="24"/>
+          <w:rFonts w:ascii="Times New Roman" w:hAnsi="Times New Roman" w:cs="Times New Roman"/>
+        </w:rPr>
+        <w:t>D. Là phần cứng</w:t>
+      </w:r>
+    </w:p>
+    <w:p>
+      <w:pPr>
+        <w:keepNext/>
         <w:spacing w:before="80" w:after="40" w:line="276" w:lineRule="auto"/>
         <w:jc w:val="left"/>
       </w:pPr>
@@ -1644,38 +1717,74 @@
     </w:p>
     <w:p>
       <w:pPr>
+        <w:keepNext/>
         <w:spacing w:before="0" w:after="20" w:line="276" w:lineRule="auto"/>
-        <w:jc w:val="left"/>
-      </w:pPr>
-      <w:r>
-        <w:rPr>
-          <w:rFonts w:ascii="Times New Roman" w:hAnsi="Times New Roman"/>
-          <w:b w:val="0"/>
-          <w:i w:val="0"/>
-          <w:sz w:val="24"/>
-          <w:rFonts w:ascii="Times New Roman" w:hAnsi="Times New Roman" w:cs="Times New Roman"/>
-        </w:rPr>
-        <w:t xml:space="preserve">    A. Là thông tin         B. Là phương tiện chứa dữ liệu (sách, USB, đĩa CD)</w:t>
-      </w:r>
-    </w:p>
-    <w:p>
-      <w:pPr>
-        <w:spacing w:before="0" w:after="40" w:line="276" w:lineRule="auto"/>
-        <w:jc w:val="left"/>
-      </w:pPr>
-      <w:r>
-        <w:rPr>
-          <w:rFonts w:ascii="Times New Roman" w:hAnsi="Times New Roman"/>
-          <w:b w:val="0"/>
-          <w:i w:val="0"/>
-          <w:sz w:val="24"/>
-          <w:rFonts w:ascii="Times New Roman" w:hAnsi="Times New Roman" w:cs="Times New Roman"/>
-        </w:rPr>
-        <w:t xml:space="preserve">    C. Là phần mềm         D. Là bàn phím</w:t>
-      </w:r>
-    </w:p>
-    <w:p>
-      <w:pPr>
+        <w:ind w:left="360"/>
+      </w:pPr>
+      <w:r>
+        <w:rPr>
+          <w:rFonts w:ascii="Times New Roman" w:hAnsi="Times New Roman"/>
+          <w:b w:val="0"/>
+          <w:i w:val="0"/>
+          <w:sz w:val="24"/>
+          <w:rFonts w:ascii="Times New Roman" w:hAnsi="Times New Roman" w:cs="Times New Roman"/>
+        </w:rPr>
+        <w:t>A. Là thông tin</w:t>
+      </w:r>
+    </w:p>
+    <w:p>
+      <w:pPr>
+        <w:keepNext/>
+        <w:spacing w:before="0" w:after="20" w:line="276" w:lineRule="auto"/>
+        <w:ind w:left="360"/>
+      </w:pPr>
+      <w:r>
+        <w:rPr>
+          <w:rFonts w:ascii="Times New Roman" w:hAnsi="Times New Roman"/>
+          <w:b w:val="0"/>
+          <w:i w:val="0"/>
+          <w:sz w:val="24"/>
+          <w:rFonts w:ascii="Times New Roman" w:hAnsi="Times New Roman" w:cs="Times New Roman"/>
+        </w:rPr>
+        <w:t>B. Là phương tiện chứa dữ liệu (sách, USB, đĩa CD)</w:t>
+      </w:r>
+    </w:p>
+    <w:p>
+      <w:pPr>
+        <w:keepNext/>
+        <w:spacing w:before="0" w:after="20" w:line="276" w:lineRule="auto"/>
+        <w:ind w:left="360"/>
+      </w:pPr>
+      <w:r>
+        <w:rPr>
+          <w:rFonts w:ascii="Times New Roman" w:hAnsi="Times New Roman"/>
+          <w:b w:val="0"/>
+          <w:i w:val="0"/>
+          <w:sz w:val="24"/>
+          <w:rFonts w:ascii="Times New Roman" w:hAnsi="Times New Roman" w:cs="Times New Roman"/>
+        </w:rPr>
+        <w:t>C. Là phần mềm</w:t>
+      </w:r>
+    </w:p>
+    <w:p>
+      <w:pPr>
+        <w:spacing w:before="0" w:after="50" w:line="276" w:lineRule="auto"/>
+        <w:ind w:left="360"/>
+      </w:pPr>
+      <w:r>
+        <w:rPr>
+          <w:rFonts w:ascii="Times New Roman" w:hAnsi="Times New Roman"/>
+          <w:b w:val="0"/>
+          <w:i w:val="0"/>
+          <w:sz w:val="24"/>
+          <w:rFonts w:ascii="Times New Roman" w:hAnsi="Times New Roman" w:cs="Times New Roman"/>
+        </w:rPr>
+        <w:t>D. Là bàn phím</w:t>
+      </w:r>
+    </w:p>
+    <w:p>
+      <w:pPr>
+        <w:keepNext/>
         <w:spacing w:before="80" w:after="40" w:line="276" w:lineRule="auto"/>
         <w:jc w:val="left"/>
       </w:pPr>
@@ -1692,38 +1801,74 @@
     </w:p>
     <w:p>
       <w:pPr>
+        <w:keepNext/>
         <w:spacing w:before="0" w:after="20" w:line="276" w:lineRule="auto"/>
-        <w:jc w:val="left"/>
-      </w:pPr>
-      <w:r>
-        <w:rPr>
-          <w:rFonts w:ascii="Times New Roman" w:hAnsi="Times New Roman"/>
-          <w:b w:val="0"/>
-          <w:i w:val="0"/>
-          <w:sz w:val="24"/>
-          <w:rFonts w:ascii="Times New Roman" w:hAnsi="Times New Roman" w:cs="Times New Roman"/>
-        </w:rPr>
-        <w:t xml:space="preserve">    A. 1 dạng         B. 2 dạng</w:t>
-      </w:r>
-    </w:p>
-    <w:p>
-      <w:pPr>
-        <w:spacing w:before="0" w:after="40" w:line="276" w:lineRule="auto"/>
-        <w:jc w:val="left"/>
-      </w:pPr>
-      <w:r>
-        <w:rPr>
-          <w:rFonts w:ascii="Times New Roman" w:hAnsi="Times New Roman"/>
-          <w:b w:val="0"/>
-          <w:i w:val="0"/>
-          <w:sz w:val="24"/>
-          <w:rFonts w:ascii="Times New Roman" w:hAnsi="Times New Roman" w:cs="Times New Roman"/>
-        </w:rPr>
-        <w:t xml:space="preserve">    C. 3 dạng: văn bản, hình ảnh, âm thanh         D. 5 dạng</w:t>
-      </w:r>
-    </w:p>
-    <w:p>
-      <w:pPr>
+        <w:ind w:left="360"/>
+      </w:pPr>
+      <w:r>
+        <w:rPr>
+          <w:rFonts w:ascii="Times New Roman" w:hAnsi="Times New Roman"/>
+          <w:b w:val="0"/>
+          <w:i w:val="0"/>
+          <w:sz w:val="24"/>
+          <w:rFonts w:ascii="Times New Roman" w:hAnsi="Times New Roman" w:cs="Times New Roman"/>
+        </w:rPr>
+        <w:t>A. 1 dạng</w:t>
+      </w:r>
+    </w:p>
+    <w:p>
+      <w:pPr>
+        <w:keepNext/>
+        <w:spacing w:before="0" w:after="20" w:line="276" w:lineRule="auto"/>
+        <w:ind w:left="360"/>
+      </w:pPr>
+      <w:r>
+        <w:rPr>
+          <w:rFonts w:ascii="Times New Roman" w:hAnsi="Times New Roman"/>
+          <w:b w:val="0"/>
+          <w:i w:val="0"/>
+          <w:sz w:val="24"/>
+          <w:rFonts w:ascii="Times New Roman" w:hAnsi="Times New Roman" w:cs="Times New Roman"/>
+        </w:rPr>
+        <w:t>B. 2 dạng</w:t>
+      </w:r>
+    </w:p>
+    <w:p>
+      <w:pPr>
+        <w:keepNext/>
+        <w:spacing w:before="0" w:after="20" w:line="276" w:lineRule="auto"/>
+        <w:ind w:left="360"/>
+      </w:pPr>
+      <w:r>
+        <w:rPr>
+          <w:rFonts w:ascii="Times New Roman" w:hAnsi="Times New Roman"/>
+          <w:b w:val="0"/>
+          <w:i w:val="0"/>
+          <w:sz w:val="24"/>
+          <w:rFonts w:ascii="Times New Roman" w:hAnsi="Times New Roman" w:cs="Times New Roman"/>
+        </w:rPr>
+        <w:t>C. 3 dạng: văn bản, hình ảnh, âm thanh</w:t>
+      </w:r>
+    </w:p>
+    <w:p>
+      <w:pPr>
+        <w:spacing w:before="0" w:after="50" w:line="276" w:lineRule="auto"/>
+        <w:ind w:left="360"/>
+      </w:pPr>
+      <w:r>
+        <w:rPr>
+          <w:rFonts w:ascii="Times New Roman" w:hAnsi="Times New Roman"/>
+          <w:b w:val="0"/>
+          <w:i w:val="0"/>
+          <w:sz w:val="24"/>
+          <w:rFonts w:ascii="Times New Roman" w:hAnsi="Times New Roman" w:cs="Times New Roman"/>
+        </w:rPr>
+        <w:t>D. 5 dạng</w:t>
+      </w:r>
+    </w:p>
+    <w:p>
+      <w:pPr>
+        <w:keepNext/>
         <w:spacing w:before="80" w:after="40" w:line="276" w:lineRule="auto"/>
         <w:jc w:val="left"/>
       </w:pPr>
@@ -1740,38 +1885,52 @@
     </w:p>
     <w:p>
       <w:pPr>
+        <w:keepNext/>
+        <w:tabs>
+          <w:tab w:pos="360" w:val="left"/>
+          <w:tab w:pos="5112" w:val="left"/>
+        </w:tabs>
         <w:spacing w:before="0" w:after="20" w:line="276" w:lineRule="auto"/>
-        <w:jc w:val="left"/>
-      </w:pPr>
-      <w:r>
-        <w:rPr>
-          <w:rFonts w:ascii="Times New Roman" w:hAnsi="Times New Roman"/>
-          <w:b w:val="0"/>
-          <w:i w:val="0"/>
-          <w:sz w:val="24"/>
-          <w:rFonts w:ascii="Times New Roman" w:hAnsi="Times New Roman" w:cs="Times New Roman"/>
-        </w:rPr>
-        <w:t xml:space="preserve">    A. Bài hát         B. Tấm bản đồ</w:t>
-      </w:r>
-    </w:p>
-    <w:p>
-      <w:pPr>
-        <w:spacing w:before="0" w:after="40" w:line="276" w:lineRule="auto"/>
-        <w:jc w:val="left"/>
-      </w:pPr>
-      <w:r>
-        <w:rPr>
-          <w:rFonts w:ascii="Times New Roman" w:hAnsi="Times New Roman"/>
-          <w:b w:val="0"/>
-          <w:i w:val="0"/>
-          <w:sz w:val="24"/>
-          <w:rFonts w:ascii="Times New Roman" w:hAnsi="Times New Roman" w:cs="Times New Roman"/>
-        </w:rPr>
-        <w:t xml:space="preserve">    C. Bài văn         D. Đoạn hội thoại</w:t>
-      </w:r>
-    </w:p>
-    <w:p>
-      <w:pPr>
+      </w:pPr>
+      <w:r>
+        <w:rPr>
+          <w:rFonts w:ascii="Times New Roman" w:hAnsi="Times New Roman"/>
+          <w:b w:val="0"/>
+          <w:i w:val="0"/>
+          <w:sz w:val="24"/>
+          <w:rFonts w:ascii="Times New Roman" w:hAnsi="Times New Roman" w:cs="Times New Roman"/>
+        </w:rPr>
+        <w:tab/>
+        <w:t>A. Bài hát</w:t>
+        <w:tab/>
+        <w:t>B. Tấm bản đồ</w:t>
+      </w:r>
+    </w:p>
+    <w:p>
+      <w:pPr>
+        <w:tabs>
+          <w:tab w:pos="360" w:val="left"/>
+          <w:tab w:pos="5112" w:val="left"/>
+        </w:tabs>
+        <w:spacing w:before="0" w:after="50" w:line="276" w:lineRule="auto"/>
+      </w:pPr>
+      <w:r>
+        <w:rPr>
+          <w:rFonts w:ascii="Times New Roman" w:hAnsi="Times New Roman"/>
+          <w:b w:val="0"/>
+          <w:i w:val="0"/>
+          <w:sz w:val="24"/>
+          <w:rFonts w:ascii="Times New Roman" w:hAnsi="Times New Roman" w:cs="Times New Roman"/>
+        </w:rPr>
+        <w:tab/>
+        <w:t>C. Bài văn</w:t>
+        <w:tab/>
+        <w:t>D. Đoạn hội thoại</w:t>
+      </w:r>
+    </w:p>
+    <w:p>
+      <w:pPr>
+        <w:keepNext/>
         <w:spacing w:before="80" w:after="40" w:line="276" w:lineRule="auto"/>
         <w:jc w:val="left"/>
       </w:pPr>
@@ -1788,38 +1947,52 @@
     </w:p>
     <w:p>
       <w:pPr>
+        <w:keepNext/>
+        <w:tabs>
+          <w:tab w:pos="360" w:val="left"/>
+          <w:tab w:pos="5112" w:val="left"/>
+        </w:tabs>
         <w:spacing w:before="0" w:after="20" w:line="276" w:lineRule="auto"/>
-        <w:jc w:val="left"/>
-      </w:pPr>
-      <w:r>
-        <w:rPr>
-          <w:rFonts w:ascii="Times New Roman" w:hAnsi="Times New Roman"/>
-          <w:b w:val="0"/>
-          <w:i w:val="0"/>
-          <w:sz w:val="24"/>
-          <w:rFonts w:ascii="Times New Roman" w:hAnsi="Times New Roman" w:cs="Times New Roman"/>
-        </w:rPr>
-        <w:t xml:space="preserve">    A. Âm thanh         B. Hình ảnh</w:t>
-      </w:r>
-    </w:p>
-    <w:p>
-      <w:pPr>
-        <w:spacing w:before="0" w:after="40" w:line="276" w:lineRule="auto"/>
-        <w:jc w:val="left"/>
-      </w:pPr>
-      <w:r>
-        <w:rPr>
-          <w:rFonts w:ascii="Times New Roman" w:hAnsi="Times New Roman"/>
-          <w:b w:val="0"/>
-          <w:i w:val="0"/>
-          <w:sz w:val="24"/>
-          <w:rFonts w:ascii="Times New Roman" w:hAnsi="Times New Roman" w:cs="Times New Roman"/>
-        </w:rPr>
-        <w:t xml:space="preserve">    C. Văn bản (số liệu)         D. Video</w:t>
-      </w:r>
-    </w:p>
-    <w:p>
-      <w:pPr>
+      </w:pPr>
+      <w:r>
+        <w:rPr>
+          <w:rFonts w:ascii="Times New Roman" w:hAnsi="Times New Roman"/>
+          <w:b w:val="0"/>
+          <w:i w:val="0"/>
+          <w:sz w:val="24"/>
+          <w:rFonts w:ascii="Times New Roman" w:hAnsi="Times New Roman" w:cs="Times New Roman"/>
+        </w:rPr>
+        <w:tab/>
+        <w:t>A. Âm thanh</w:t>
+        <w:tab/>
+        <w:t>B. Hình ảnh</w:t>
+      </w:r>
+    </w:p>
+    <w:p>
+      <w:pPr>
+        <w:tabs>
+          <w:tab w:pos="360" w:val="left"/>
+          <w:tab w:pos="5112" w:val="left"/>
+        </w:tabs>
+        <w:spacing w:before="0" w:after="50" w:line="276" w:lineRule="auto"/>
+      </w:pPr>
+      <w:r>
+        <w:rPr>
+          <w:rFonts w:ascii="Times New Roman" w:hAnsi="Times New Roman"/>
+          <w:b w:val="0"/>
+          <w:i w:val="0"/>
+          <w:sz w:val="24"/>
+          <w:rFonts w:ascii="Times New Roman" w:hAnsi="Times New Roman" w:cs="Times New Roman"/>
+        </w:rPr>
+        <w:tab/>
+        <w:t>C. Văn bản (số liệu)</w:t>
+        <w:tab/>
+        <w:t>D. Video</w:t>
+      </w:r>
+    </w:p>
+    <w:p>
+      <w:pPr>
+        <w:keepNext/>
         <w:spacing w:before="80" w:after="40" w:line="276" w:lineRule="auto"/>
         <w:jc w:val="left"/>
       </w:pPr>
@@ -1836,38 +2009,52 @@
     </w:p>
     <w:p>
       <w:pPr>
+        <w:keepNext/>
+        <w:tabs>
+          <w:tab w:pos="360" w:val="left"/>
+          <w:tab w:pos="5112" w:val="left"/>
+        </w:tabs>
         <w:spacing w:before="0" w:after="20" w:line="276" w:lineRule="auto"/>
-        <w:jc w:val="left"/>
-      </w:pPr>
-      <w:r>
-        <w:rPr>
-          <w:rFonts w:ascii="Times New Roman" w:hAnsi="Times New Roman"/>
-          <w:b w:val="0"/>
-          <w:i w:val="0"/>
-          <w:sz w:val="24"/>
-          <w:rFonts w:ascii="Times New Roman" w:hAnsi="Times New Roman" w:cs="Times New Roman"/>
-        </w:rPr>
-        <w:t xml:space="preserve">    A. Chơi game         B. Ra quyết định chính xác</w:t>
-      </w:r>
-    </w:p>
-    <w:p>
-      <w:pPr>
-        <w:spacing w:before="0" w:after="40" w:line="276" w:lineRule="auto"/>
-        <w:jc w:val="left"/>
-      </w:pPr>
-      <w:r>
-        <w:rPr>
-          <w:rFonts w:ascii="Times New Roman" w:hAnsi="Times New Roman"/>
-          <w:b w:val="0"/>
-          <w:i w:val="0"/>
-          <w:sz w:val="24"/>
-          <w:rFonts w:ascii="Times New Roman" w:hAnsi="Times New Roman" w:cs="Times New Roman"/>
-        </w:rPr>
-        <w:t xml:space="preserve">    C. Tăng dung lượng máy         D. Làm đẹp máy tính</w:t>
-      </w:r>
-    </w:p>
-    <w:p>
-      <w:pPr>
+      </w:pPr>
+      <w:r>
+        <w:rPr>
+          <w:rFonts w:ascii="Times New Roman" w:hAnsi="Times New Roman"/>
+          <w:b w:val="0"/>
+          <w:i w:val="0"/>
+          <w:sz w:val="24"/>
+          <w:rFonts w:ascii="Times New Roman" w:hAnsi="Times New Roman" w:cs="Times New Roman"/>
+        </w:rPr>
+        <w:tab/>
+        <w:t>A. Chơi game</w:t>
+        <w:tab/>
+        <w:t>B. Ra quyết định chính xác</w:t>
+      </w:r>
+    </w:p>
+    <w:p>
+      <w:pPr>
+        <w:tabs>
+          <w:tab w:pos="360" w:val="left"/>
+          <w:tab w:pos="5112" w:val="left"/>
+        </w:tabs>
+        <w:spacing w:before="0" w:after="50" w:line="276" w:lineRule="auto"/>
+      </w:pPr>
+      <w:r>
+        <w:rPr>
+          <w:rFonts w:ascii="Times New Roman" w:hAnsi="Times New Roman"/>
+          <w:b w:val="0"/>
+          <w:i w:val="0"/>
+          <w:sz w:val="24"/>
+          <w:rFonts w:ascii="Times New Roman" w:hAnsi="Times New Roman" w:cs="Times New Roman"/>
+        </w:rPr>
+        <w:tab/>
+        <w:t>C. Tăng dung lượng máy</w:t>
+        <w:tab/>
+        <w:t>D. Làm đẹp máy tính</w:t>
+      </w:r>
+    </w:p>
+    <w:p>
+      <w:pPr>
+        <w:keepNext/>
         <w:spacing w:before="80" w:after="40" w:line="276" w:lineRule="auto"/>
         <w:jc w:val="left"/>
       </w:pPr>
@@ -1884,38 +2071,35 @@
     </w:p>
     <w:p>
       <w:pPr>
-        <w:spacing w:before="0" w:after="20" w:line="276" w:lineRule="auto"/>
-        <w:jc w:val="left"/>
-      </w:pPr>
-      <w:r>
-        <w:rPr>
-          <w:rFonts w:ascii="Times New Roman" w:hAnsi="Times New Roman"/>
-          <w:b w:val="0"/>
-          <w:i w:val="0"/>
-          <w:sz w:val="24"/>
-          <w:rFonts w:ascii="Times New Roman" w:hAnsi="Times New Roman" w:cs="Times New Roman"/>
-        </w:rPr>
-        <w:t xml:space="preserve">    A. Thông tin         B. Vật mang tin</w:t>
-      </w:r>
-    </w:p>
-    <w:p>
-      <w:pPr>
-        <w:spacing w:before="0" w:after="40" w:line="276" w:lineRule="auto"/>
-        <w:jc w:val="left"/>
-      </w:pPr>
-      <w:r>
-        <w:rPr>
-          <w:rFonts w:ascii="Times New Roman" w:hAnsi="Times New Roman"/>
-          <w:b w:val="0"/>
-          <w:i w:val="0"/>
-          <w:sz w:val="24"/>
-          <w:rFonts w:ascii="Times New Roman" w:hAnsi="Times New Roman" w:cs="Times New Roman"/>
-        </w:rPr>
-        <w:t xml:space="preserve">    C. Phần mềm         D. Internet</w:t>
-      </w:r>
-    </w:p>
-    <w:p>
-      <w:pPr>
+        <w:tabs>
+          <w:tab w:pos="360" w:val="left"/>
+          <w:tab w:pos="2664" w:val="left"/>
+          <w:tab w:pos="4968" w:val="left"/>
+          <w:tab w:pos="7272" w:val="left"/>
+        </w:tabs>
+        <w:spacing w:before="0" w:after="50" w:line="276" w:lineRule="auto"/>
+      </w:pPr>
+      <w:r>
+        <w:rPr>
+          <w:rFonts w:ascii="Times New Roman" w:hAnsi="Times New Roman"/>
+          <w:b w:val="0"/>
+          <w:i w:val="0"/>
+          <w:sz w:val="24"/>
+          <w:rFonts w:ascii="Times New Roman" w:hAnsi="Times New Roman" w:cs="Times New Roman"/>
+        </w:rPr>
+        <w:tab/>
+        <w:t>A. Thông tin</w:t>
+        <w:tab/>
+        <w:t>B. Vật mang tin</w:t>
+        <w:tab/>
+        <w:t>C. Phần mềm</w:t>
+        <w:tab/>
+        <w:t>D. Internet</w:t>
+      </w:r>
+    </w:p>
+    <w:p>
+      <w:pPr>
+        <w:keepNext/>
         <w:spacing w:before="80" w:after="40" w:line="276" w:lineRule="auto"/>
         <w:jc w:val="left"/>
       </w:pPr>
@@ -1932,38 +2116,74 @@
     </w:p>
     <w:p>
       <w:pPr>
+        <w:keepNext/>
         <w:spacing w:before="0" w:after="20" w:line="276" w:lineRule="auto"/>
-        <w:jc w:val="left"/>
-      </w:pPr>
-      <w:r>
-        <w:rPr>
-          <w:rFonts w:ascii="Times New Roman" w:hAnsi="Times New Roman"/>
-          <w:b w:val="0"/>
-          <w:i w:val="0"/>
-          <w:sz w:val="24"/>
-          <w:rFonts w:ascii="Times New Roman" w:hAnsi="Times New Roman" w:cs="Times New Roman"/>
-        </w:rPr>
-        <w:t xml:space="preserve">    A. Giống nhau hoàn toàn         B. Dữ liệu là thông tin được biểu diễn cụ thể trên vật mang tin</w:t>
-      </w:r>
-    </w:p>
-    <w:p>
-      <w:pPr>
-        <w:spacing w:before="0" w:after="40" w:line="276" w:lineRule="auto"/>
-        <w:jc w:val="left"/>
-      </w:pPr>
-      <w:r>
-        <w:rPr>
-          <w:rFonts w:ascii="Times New Roman" w:hAnsi="Times New Roman"/>
-          <w:b w:val="0"/>
-          <w:i w:val="0"/>
-          <w:sz w:val="24"/>
-          <w:rFonts w:ascii="Times New Roman" w:hAnsi="Times New Roman" w:cs="Times New Roman"/>
-        </w:rPr>
-        <w:t xml:space="preserve">    C. Thông tin nằm trong dữ liệu         D. Không liên quan</w:t>
-      </w:r>
-    </w:p>
-    <w:p>
-      <w:pPr>
+        <w:ind w:left="360"/>
+      </w:pPr>
+      <w:r>
+        <w:rPr>
+          <w:rFonts w:ascii="Times New Roman" w:hAnsi="Times New Roman"/>
+          <w:b w:val="0"/>
+          <w:i w:val="0"/>
+          <w:sz w:val="24"/>
+          <w:rFonts w:ascii="Times New Roman" w:hAnsi="Times New Roman" w:cs="Times New Roman"/>
+        </w:rPr>
+        <w:t>A. Giống nhau hoàn toàn</w:t>
+      </w:r>
+    </w:p>
+    <w:p>
+      <w:pPr>
+        <w:keepNext/>
+        <w:spacing w:before="0" w:after="20" w:line="276" w:lineRule="auto"/>
+        <w:ind w:left="360"/>
+      </w:pPr>
+      <w:r>
+        <w:rPr>
+          <w:rFonts w:ascii="Times New Roman" w:hAnsi="Times New Roman"/>
+          <w:b w:val="0"/>
+          <w:i w:val="0"/>
+          <w:sz w:val="24"/>
+          <w:rFonts w:ascii="Times New Roman" w:hAnsi="Times New Roman" w:cs="Times New Roman"/>
+        </w:rPr>
+        <w:t>B. Dữ liệu là thông tin được biểu diễn cụ thể trên vật mang tin</w:t>
+      </w:r>
+    </w:p>
+    <w:p>
+      <w:pPr>
+        <w:keepNext/>
+        <w:spacing w:before="0" w:after="20" w:line="276" w:lineRule="auto"/>
+        <w:ind w:left="360"/>
+      </w:pPr>
+      <w:r>
+        <w:rPr>
+          <w:rFonts w:ascii="Times New Roman" w:hAnsi="Times New Roman"/>
+          <w:b w:val="0"/>
+          <w:i w:val="0"/>
+          <w:sz w:val="24"/>
+          <w:rFonts w:ascii="Times New Roman" w:hAnsi="Times New Roman" w:cs="Times New Roman"/>
+        </w:rPr>
+        <w:t>C. Thông tin nằm trong dữ liệu</w:t>
+      </w:r>
+    </w:p>
+    <w:p>
+      <w:pPr>
+        <w:spacing w:before="0" w:after="50" w:line="276" w:lineRule="auto"/>
+        <w:ind w:left="360"/>
+      </w:pPr>
+      <w:r>
+        <w:rPr>
+          <w:rFonts w:ascii="Times New Roman" w:hAnsi="Times New Roman"/>
+          <w:b w:val="0"/>
+          <w:i w:val="0"/>
+          <w:sz w:val="24"/>
+          <w:rFonts w:ascii="Times New Roman" w:hAnsi="Times New Roman" w:cs="Times New Roman"/>
+        </w:rPr>
+        <w:t>D. Không liên quan</w:t>
+      </w:r>
+    </w:p>
+    <w:p>
+      <w:pPr>
+        <w:keepNext/>
         <w:spacing w:before="80" w:after="40" w:line="276" w:lineRule="auto"/>
         <w:jc w:val="left"/>
       </w:pPr>
@@ -1980,38 +2200,52 @@
     </w:p>
     <w:p>
       <w:pPr>
+        <w:keepNext/>
+        <w:tabs>
+          <w:tab w:pos="360" w:val="left"/>
+          <w:tab w:pos="5112" w:val="left"/>
+        </w:tabs>
         <w:spacing w:before="0" w:after="20" w:line="276" w:lineRule="auto"/>
-        <w:jc w:val="left"/>
-      </w:pPr>
-      <w:r>
-        <w:rPr>
-          <w:rFonts w:ascii="Times New Roman" w:hAnsi="Times New Roman"/>
-          <w:b w:val="0"/>
-          <w:i w:val="0"/>
-          <w:sz w:val="24"/>
-          <w:rFonts w:ascii="Times New Roman" w:hAnsi="Times New Roman" w:cs="Times New Roman"/>
-        </w:rPr>
-        <w:t xml:space="preserve">    A. Văn bản         B. Âm thanh</w:t>
-      </w:r>
-    </w:p>
-    <w:p>
-      <w:pPr>
-        <w:spacing w:before="0" w:after="40" w:line="276" w:lineRule="auto"/>
-        <w:jc w:val="left"/>
-      </w:pPr>
-      <w:r>
-        <w:rPr>
-          <w:rFonts w:ascii="Times New Roman" w:hAnsi="Times New Roman"/>
-          <w:b w:val="0"/>
-          <w:i w:val="0"/>
-          <w:sz w:val="24"/>
-          <w:rFonts w:ascii="Times New Roman" w:hAnsi="Times New Roman" w:cs="Times New Roman"/>
-        </w:rPr>
-        <w:t xml:space="preserve">    C. Hình ảnh (kí hiệu)         D. Video</w:t>
-      </w:r>
-    </w:p>
-    <w:p>
-      <w:pPr>
+      </w:pPr>
+      <w:r>
+        <w:rPr>
+          <w:rFonts w:ascii="Times New Roman" w:hAnsi="Times New Roman"/>
+          <w:b w:val="0"/>
+          <w:i w:val="0"/>
+          <w:sz w:val="24"/>
+          <w:rFonts w:ascii="Times New Roman" w:hAnsi="Times New Roman" w:cs="Times New Roman"/>
+        </w:rPr>
+        <w:tab/>
+        <w:t>A. Văn bản</w:t>
+        <w:tab/>
+        <w:t>B. Âm thanh</w:t>
+      </w:r>
+    </w:p>
+    <w:p>
+      <w:pPr>
+        <w:tabs>
+          <w:tab w:pos="360" w:val="left"/>
+          <w:tab w:pos="5112" w:val="left"/>
+        </w:tabs>
+        <w:spacing w:before="0" w:after="50" w:line="276" w:lineRule="auto"/>
+      </w:pPr>
+      <w:r>
+        <w:rPr>
+          <w:rFonts w:ascii="Times New Roman" w:hAnsi="Times New Roman"/>
+          <w:b w:val="0"/>
+          <w:i w:val="0"/>
+          <w:sz w:val="24"/>
+          <w:rFonts w:ascii="Times New Roman" w:hAnsi="Times New Roman" w:cs="Times New Roman"/>
+        </w:rPr>
+        <w:tab/>
+        <w:t>C. Hình ảnh (kí hiệu)</w:t>
+        <w:tab/>
+        <w:t>D. Video</w:t>
+      </w:r>
+    </w:p>
+    <w:p>
+      <w:pPr>
+        <w:keepNext/>
         <w:spacing w:before="80" w:after="40" w:line="276" w:lineRule="auto"/>
         <w:jc w:val="left"/>
       </w:pPr>
@@ -2028,38 +2262,74 @@
     </w:p>
     <w:p>
       <w:pPr>
+        <w:keepNext/>
         <w:spacing w:before="0" w:after="20" w:line="276" w:lineRule="auto"/>
-        <w:jc w:val="left"/>
-      </w:pPr>
-      <w:r>
-        <w:rPr>
-          <w:rFonts w:ascii="Times New Roman" w:hAnsi="Times New Roman"/>
-          <w:b w:val="0"/>
-          <w:i w:val="0"/>
-          <w:sz w:val="24"/>
-          <w:rFonts w:ascii="Times New Roman" w:hAnsi="Times New Roman" w:cs="Times New Roman"/>
-        </w:rPr>
-        <w:t xml:space="preserve">    A. 2         B. 3</w:t>
-      </w:r>
-    </w:p>
-    <w:p>
-      <w:pPr>
-        <w:spacing w:before="0" w:after="40" w:line="276" w:lineRule="auto"/>
-        <w:jc w:val="left"/>
-      </w:pPr>
-      <w:r>
-        <w:rPr>
-          <w:rFonts w:ascii="Times New Roman" w:hAnsi="Times New Roman"/>
-          <w:b w:val="0"/>
-          <w:i w:val="0"/>
-          <w:sz w:val="24"/>
-          <w:rFonts w:ascii="Times New Roman" w:hAnsi="Times New Roman" w:cs="Times New Roman"/>
-        </w:rPr>
-        <w:t xml:space="preserve">    C. 4: Thu nhận → Lưu trữ → Xử lí → Truyền         D. 5</w:t>
-      </w:r>
-    </w:p>
-    <w:p>
-      <w:pPr>
+        <w:ind w:left="360"/>
+      </w:pPr>
+      <w:r>
+        <w:rPr>
+          <w:rFonts w:ascii="Times New Roman" w:hAnsi="Times New Roman"/>
+          <w:b w:val="0"/>
+          <w:i w:val="0"/>
+          <w:sz w:val="24"/>
+          <w:rFonts w:ascii="Times New Roman" w:hAnsi="Times New Roman" w:cs="Times New Roman"/>
+        </w:rPr>
+        <w:t>A. 2</w:t>
+      </w:r>
+    </w:p>
+    <w:p>
+      <w:pPr>
+        <w:keepNext/>
+        <w:spacing w:before="0" w:after="20" w:line="276" w:lineRule="auto"/>
+        <w:ind w:left="360"/>
+      </w:pPr>
+      <w:r>
+        <w:rPr>
+          <w:rFonts w:ascii="Times New Roman" w:hAnsi="Times New Roman"/>
+          <w:b w:val="0"/>
+          <w:i w:val="0"/>
+          <w:sz w:val="24"/>
+          <w:rFonts w:ascii="Times New Roman" w:hAnsi="Times New Roman" w:cs="Times New Roman"/>
+        </w:rPr>
+        <w:t>B. 3</w:t>
+      </w:r>
+    </w:p>
+    <w:p>
+      <w:pPr>
+        <w:keepNext/>
+        <w:spacing w:before="0" w:after="20" w:line="276" w:lineRule="auto"/>
+        <w:ind w:left="360"/>
+      </w:pPr>
+      <w:r>
+        <w:rPr>
+          <w:rFonts w:ascii="Times New Roman" w:hAnsi="Times New Roman"/>
+          <w:b w:val="0"/>
+          <w:i w:val="0"/>
+          <w:sz w:val="24"/>
+          <w:rFonts w:ascii="Times New Roman" w:hAnsi="Times New Roman" w:cs="Times New Roman"/>
+        </w:rPr>
+        <w:t>C. 4: Thu nhận → Lưu trữ → Xử lí → Truyền</w:t>
+      </w:r>
+    </w:p>
+    <w:p>
+      <w:pPr>
+        <w:spacing w:before="0" w:after="50" w:line="276" w:lineRule="auto"/>
+        <w:ind w:left="360"/>
+      </w:pPr>
+      <w:r>
+        <w:rPr>
+          <w:rFonts w:ascii="Times New Roman" w:hAnsi="Times New Roman"/>
+          <w:b w:val="0"/>
+          <w:i w:val="0"/>
+          <w:sz w:val="24"/>
+          <w:rFonts w:ascii="Times New Roman" w:hAnsi="Times New Roman" w:cs="Times New Roman"/>
+        </w:rPr>
+        <w:t>D. 5</w:t>
+      </w:r>
+    </w:p>
+    <w:p>
+      <w:pPr>
+        <w:keepNext/>
         <w:spacing w:before="80" w:after="40" w:line="276" w:lineRule="auto"/>
         <w:jc w:val="left"/>
       </w:pPr>
@@ -2076,38 +2346,52 @@
     </w:p>
     <w:p>
       <w:pPr>
+        <w:keepNext/>
+        <w:tabs>
+          <w:tab w:pos="360" w:val="left"/>
+          <w:tab w:pos="5112" w:val="left"/>
+        </w:tabs>
         <w:spacing w:before="0" w:after="20" w:line="276" w:lineRule="auto"/>
-        <w:jc w:val="left"/>
-      </w:pPr>
-      <w:r>
-        <w:rPr>
-          <w:rFonts w:ascii="Times New Roman" w:hAnsi="Times New Roman"/>
-          <w:b w:val="0"/>
-          <w:i w:val="0"/>
-          <w:sz w:val="24"/>
-          <w:rFonts w:ascii="Times New Roman" w:hAnsi="Times New Roman" w:cs="Times New Roman"/>
-        </w:rPr>
-        <w:t xml:space="preserve">    A. Màn hình         B. Bàn phím</w:t>
-      </w:r>
-    </w:p>
-    <w:p>
-      <w:pPr>
-        <w:spacing w:before="0" w:after="40" w:line="276" w:lineRule="auto"/>
-        <w:jc w:val="left"/>
-      </w:pPr>
-      <w:r>
-        <w:rPr>
-          <w:rFonts w:ascii="Times New Roman" w:hAnsi="Times New Roman"/>
-          <w:b w:val="0"/>
-          <w:i w:val="0"/>
-          <w:sz w:val="24"/>
-          <w:rFonts w:ascii="Times New Roman" w:hAnsi="Times New Roman" w:cs="Times New Roman"/>
-        </w:rPr>
-        <w:t xml:space="preserve">    C. CPU (bộ vi xử lí)         D. Loa</w:t>
-      </w:r>
-    </w:p>
-    <w:p>
-      <w:pPr>
+      </w:pPr>
+      <w:r>
+        <w:rPr>
+          <w:rFonts w:ascii="Times New Roman" w:hAnsi="Times New Roman"/>
+          <w:b w:val="0"/>
+          <w:i w:val="0"/>
+          <w:sz w:val="24"/>
+          <w:rFonts w:ascii="Times New Roman" w:hAnsi="Times New Roman" w:cs="Times New Roman"/>
+        </w:rPr>
+        <w:tab/>
+        <w:t>A. Màn hình</w:t>
+        <w:tab/>
+        <w:t>B. Bàn phím</w:t>
+      </w:r>
+    </w:p>
+    <w:p>
+      <w:pPr>
+        <w:tabs>
+          <w:tab w:pos="360" w:val="left"/>
+          <w:tab w:pos="5112" w:val="left"/>
+        </w:tabs>
+        <w:spacing w:before="0" w:after="50" w:line="276" w:lineRule="auto"/>
+      </w:pPr>
+      <w:r>
+        <w:rPr>
+          <w:rFonts w:ascii="Times New Roman" w:hAnsi="Times New Roman"/>
+          <w:b w:val="0"/>
+          <w:i w:val="0"/>
+          <w:sz w:val="24"/>
+          <w:rFonts w:ascii="Times New Roman" w:hAnsi="Times New Roman" w:cs="Times New Roman"/>
+        </w:rPr>
+        <w:tab/>
+        <w:t>C. CPU (bộ vi xử lí)</w:t>
+        <w:tab/>
+        <w:t>D. Loa</w:t>
+      </w:r>
+    </w:p>
+    <w:p>
+      <w:pPr>
+        <w:keepNext/>
         <w:spacing w:before="80" w:after="40" w:line="276" w:lineRule="auto"/>
         <w:jc w:val="left"/>
       </w:pPr>
@@ -2124,38 +2408,52 @@
     </w:p>
     <w:p>
       <w:pPr>
+        <w:keepNext/>
+        <w:tabs>
+          <w:tab w:pos="360" w:val="left"/>
+          <w:tab w:pos="5112" w:val="left"/>
+        </w:tabs>
         <w:spacing w:before="0" w:after="20" w:line="276" w:lineRule="auto"/>
-        <w:jc w:val="left"/>
-      </w:pPr>
-      <w:r>
-        <w:rPr>
-          <w:rFonts w:ascii="Times New Roman" w:hAnsi="Times New Roman"/>
-          <w:b w:val="0"/>
-          <w:i w:val="0"/>
-          <w:sz w:val="24"/>
-          <w:rFonts w:ascii="Times New Roman" w:hAnsi="Times New Roman" w:cs="Times New Roman"/>
-        </w:rPr>
-        <w:t xml:space="preserve">    A. Tay chân         B. Các giác quan</w:t>
-      </w:r>
-    </w:p>
-    <w:p>
-      <w:pPr>
-        <w:spacing w:before="0" w:after="40" w:line="276" w:lineRule="auto"/>
-        <w:jc w:val="left"/>
-      </w:pPr>
-      <w:r>
-        <w:rPr>
-          <w:rFonts w:ascii="Times New Roman" w:hAnsi="Times New Roman"/>
-          <w:b w:val="0"/>
-          <w:i w:val="0"/>
-          <w:sz w:val="24"/>
-          <w:rFonts w:ascii="Times New Roman" w:hAnsi="Times New Roman" w:cs="Times New Roman"/>
-        </w:rPr>
-        <w:t xml:space="preserve">    C. Ổ cứng         D. Chuột máy tính</w:t>
-      </w:r>
-    </w:p>
-    <w:p>
-      <w:pPr>
+      </w:pPr>
+      <w:r>
+        <w:rPr>
+          <w:rFonts w:ascii="Times New Roman" w:hAnsi="Times New Roman"/>
+          <w:b w:val="0"/>
+          <w:i w:val="0"/>
+          <w:sz w:val="24"/>
+          <w:rFonts w:ascii="Times New Roman" w:hAnsi="Times New Roman" w:cs="Times New Roman"/>
+        </w:rPr>
+        <w:tab/>
+        <w:t>A. Tay chân</w:t>
+        <w:tab/>
+        <w:t>B. Các giác quan</w:t>
+      </w:r>
+    </w:p>
+    <w:p>
+      <w:pPr>
+        <w:tabs>
+          <w:tab w:pos="360" w:val="left"/>
+          <w:tab w:pos="5112" w:val="left"/>
+        </w:tabs>
+        <w:spacing w:before="0" w:after="50" w:line="276" w:lineRule="auto"/>
+      </w:pPr>
+      <w:r>
+        <w:rPr>
+          <w:rFonts w:ascii="Times New Roman" w:hAnsi="Times New Roman"/>
+          <w:b w:val="0"/>
+          <w:i w:val="0"/>
+          <w:sz w:val="24"/>
+          <w:rFonts w:ascii="Times New Roman" w:hAnsi="Times New Roman" w:cs="Times New Roman"/>
+        </w:rPr>
+        <w:tab/>
+        <w:t>C. Ổ cứng</w:t>
+        <w:tab/>
+        <w:t>D. Chuột máy tính</w:t>
+      </w:r>
+    </w:p>
+    <w:p>
+      <w:pPr>
+        <w:keepNext/>
         <w:spacing w:before="80" w:after="40" w:line="276" w:lineRule="auto"/>
         <w:jc w:val="left"/>
       </w:pPr>
@@ -2172,38 +2470,35 @@
     </w:p>
     <w:p>
       <w:pPr>
-        <w:spacing w:before="0" w:after="20" w:line="276" w:lineRule="auto"/>
-        <w:jc w:val="left"/>
-      </w:pPr>
-      <w:r>
-        <w:rPr>
-          <w:rFonts w:ascii="Times New Roman" w:hAnsi="Times New Roman"/>
-          <w:b w:val="0"/>
-          <w:i w:val="0"/>
-          <w:sz w:val="24"/>
-          <w:rFonts w:ascii="Times New Roman" w:hAnsi="Times New Roman" w:cs="Times New Roman"/>
-        </w:rPr>
-        <w:t xml:space="preserve">    A. Màn hình         B. Bàn phím</w:t>
-      </w:r>
-    </w:p>
-    <w:p>
-      <w:pPr>
-        <w:spacing w:before="0" w:after="40" w:line="276" w:lineRule="auto"/>
-        <w:jc w:val="left"/>
-      </w:pPr>
-      <w:r>
-        <w:rPr>
-          <w:rFonts w:ascii="Times New Roman" w:hAnsi="Times New Roman"/>
-          <w:b w:val="0"/>
-          <w:i w:val="0"/>
-          <w:sz w:val="24"/>
-          <w:rFonts w:ascii="Times New Roman" w:hAnsi="Times New Roman" w:cs="Times New Roman"/>
-        </w:rPr>
-        <w:t xml:space="preserve">    C. Loa         D. Máy in</w:t>
-      </w:r>
-    </w:p>
-    <w:p>
-      <w:pPr>
+        <w:tabs>
+          <w:tab w:pos="360" w:val="left"/>
+          <w:tab w:pos="2664" w:val="left"/>
+          <w:tab w:pos="4968" w:val="left"/>
+          <w:tab w:pos="7272" w:val="left"/>
+        </w:tabs>
+        <w:spacing w:before="0" w:after="50" w:line="276" w:lineRule="auto"/>
+      </w:pPr>
+      <w:r>
+        <w:rPr>
+          <w:rFonts w:ascii="Times New Roman" w:hAnsi="Times New Roman"/>
+          <w:b w:val="0"/>
+          <w:i w:val="0"/>
+          <w:sz w:val="24"/>
+          <w:rFonts w:ascii="Times New Roman" w:hAnsi="Times New Roman" w:cs="Times New Roman"/>
+        </w:rPr>
+        <w:tab/>
+        <w:t>A. Màn hình</w:t>
+        <w:tab/>
+        <w:t>B. Bàn phím</w:t>
+        <w:tab/>
+        <w:t>C. Loa</w:t>
+        <w:tab/>
+        <w:t>D. Máy in</w:t>
+      </w:r>
+    </w:p>
+    <w:p>
+      <w:pPr>
+        <w:keepNext/>
         <w:spacing w:before="80" w:after="40" w:line="276" w:lineRule="auto"/>
         <w:jc w:val="left"/>
       </w:pPr>
@@ -2220,38 +2515,35 @@
     </w:p>
     <w:p>
       <w:pPr>
-        <w:spacing w:before="0" w:after="20" w:line="276" w:lineRule="auto"/>
-        <w:jc w:val="left"/>
-      </w:pPr>
-      <w:r>
-        <w:rPr>
-          <w:rFonts w:ascii="Times New Roman" w:hAnsi="Times New Roman"/>
-          <w:b w:val="0"/>
-          <w:i w:val="0"/>
-          <w:sz w:val="24"/>
-          <w:rFonts w:ascii="Times New Roman" w:hAnsi="Times New Roman" w:cs="Times New Roman"/>
-        </w:rPr>
-        <w:t xml:space="preserve">    A. Chuột         B. Bàn phím</w:t>
-      </w:r>
-    </w:p>
-    <w:p>
-      <w:pPr>
-        <w:spacing w:before="0" w:after="40" w:line="276" w:lineRule="auto"/>
-        <w:jc w:val="left"/>
-      </w:pPr>
-      <w:r>
-        <w:rPr>
-          <w:rFonts w:ascii="Times New Roman" w:hAnsi="Times New Roman"/>
-          <w:b w:val="0"/>
-          <w:i w:val="0"/>
-          <w:sz w:val="24"/>
-          <w:rFonts w:ascii="Times New Roman" w:hAnsi="Times New Roman" w:cs="Times New Roman"/>
-        </w:rPr>
-        <w:t xml:space="preserve">    C. Máy in         D. Webcam</w:t>
-      </w:r>
-    </w:p>
-    <w:p>
-      <w:pPr>
+        <w:tabs>
+          <w:tab w:pos="360" w:val="left"/>
+          <w:tab w:pos="2664" w:val="left"/>
+          <w:tab w:pos="4968" w:val="left"/>
+          <w:tab w:pos="7272" w:val="left"/>
+        </w:tabs>
+        <w:spacing w:before="0" w:after="50" w:line="276" w:lineRule="auto"/>
+      </w:pPr>
+      <w:r>
+        <w:rPr>
+          <w:rFonts w:ascii="Times New Roman" w:hAnsi="Times New Roman"/>
+          <w:b w:val="0"/>
+          <w:i w:val="0"/>
+          <w:sz w:val="24"/>
+          <w:rFonts w:ascii="Times New Roman" w:hAnsi="Times New Roman" w:cs="Times New Roman"/>
+        </w:rPr>
+        <w:tab/>
+        <w:t>A. Chuột</w:t>
+        <w:tab/>
+        <w:t>B. Bàn phím</w:t>
+        <w:tab/>
+        <w:t>C. Máy in</w:t>
+        <w:tab/>
+        <w:t>D. Webcam</w:t>
+      </w:r>
+    </w:p>
+    <w:p>
+      <w:pPr>
+        <w:keepNext/>
         <w:spacing w:before="80" w:after="40" w:line="276" w:lineRule="auto"/>
         <w:jc w:val="left"/>
       </w:pPr>
@@ -2268,38 +2560,35 @@
     </w:p>
     <w:p>
       <w:pPr>
-        <w:spacing w:before="0" w:after="20" w:line="276" w:lineRule="auto"/>
-        <w:jc w:val="left"/>
-      </w:pPr>
-      <w:r>
-        <w:rPr>
-          <w:rFonts w:ascii="Times New Roman" w:hAnsi="Times New Roman"/>
-          <w:b w:val="0"/>
-          <w:i w:val="0"/>
-          <w:sz w:val="24"/>
-          <w:rFonts w:ascii="Times New Roman" w:hAnsi="Times New Roman" w:cs="Times New Roman"/>
-        </w:rPr>
-        <w:t xml:space="preserve">    A. Thu nhận         B. Xử lí</w:t>
-      </w:r>
-    </w:p>
-    <w:p>
-      <w:pPr>
-        <w:spacing w:before="0" w:after="40" w:line="276" w:lineRule="auto"/>
-        <w:jc w:val="left"/>
-      </w:pPr>
-      <w:r>
-        <w:rPr>
-          <w:rFonts w:ascii="Times New Roman" w:hAnsi="Times New Roman"/>
-          <w:b w:val="0"/>
-          <w:i w:val="0"/>
-          <w:sz w:val="24"/>
-          <w:rFonts w:ascii="Times New Roman" w:hAnsi="Times New Roman" w:cs="Times New Roman"/>
-        </w:rPr>
-        <w:t xml:space="preserve">    C. Lưu trữ         D. Truyền</w:t>
-      </w:r>
-    </w:p>
-    <w:p>
-      <w:pPr>
+        <w:tabs>
+          <w:tab w:pos="360" w:val="left"/>
+          <w:tab w:pos="2664" w:val="left"/>
+          <w:tab w:pos="4968" w:val="left"/>
+          <w:tab w:pos="7272" w:val="left"/>
+        </w:tabs>
+        <w:spacing w:before="0" w:after="50" w:line="276" w:lineRule="auto"/>
+      </w:pPr>
+      <w:r>
+        <w:rPr>
+          <w:rFonts w:ascii="Times New Roman" w:hAnsi="Times New Roman"/>
+          <w:b w:val="0"/>
+          <w:i w:val="0"/>
+          <w:sz w:val="24"/>
+          <w:rFonts w:ascii="Times New Roman" w:hAnsi="Times New Roman" w:cs="Times New Roman"/>
+        </w:rPr>
+        <w:tab/>
+        <w:t>A. Thu nhận</w:t>
+        <w:tab/>
+        <w:t>B. Xử lí</w:t>
+        <w:tab/>
+        <w:t>C. Lưu trữ</w:t>
+        <w:tab/>
+        <w:t>D. Truyền</w:t>
+      </w:r>
+    </w:p>
+    <w:p>
+      <w:pPr>
+        <w:keepNext/>
         <w:spacing w:before="80" w:after="40" w:line="276" w:lineRule="auto"/>
         <w:jc w:val="left"/>
       </w:pPr>
@@ -2316,38 +2605,52 @@
     </w:p>
     <w:p>
       <w:pPr>
+        <w:keepNext/>
+        <w:tabs>
+          <w:tab w:pos="360" w:val="left"/>
+          <w:tab w:pos="5112" w:val="left"/>
+        </w:tabs>
         <w:spacing w:before="0" w:after="20" w:line="276" w:lineRule="auto"/>
-        <w:jc w:val="left"/>
-      </w:pPr>
-      <w:r>
-        <w:rPr>
-          <w:rFonts w:ascii="Times New Roman" w:hAnsi="Times New Roman"/>
-          <w:b w:val="0"/>
-          <w:i w:val="0"/>
-          <w:sz w:val="24"/>
-          <w:rFonts w:ascii="Times New Roman" w:hAnsi="Times New Roman" w:cs="Times New Roman"/>
-        </w:rPr>
-        <w:t xml:space="preserve">    A. Central Processing Unit         B. Computer Personal Unit</w:t>
-      </w:r>
-    </w:p>
-    <w:p>
-      <w:pPr>
-        <w:spacing w:before="0" w:after="40" w:line="276" w:lineRule="auto"/>
-        <w:jc w:val="left"/>
-      </w:pPr>
-      <w:r>
-        <w:rPr>
-          <w:rFonts w:ascii="Times New Roman" w:hAnsi="Times New Roman"/>
-          <w:b w:val="0"/>
-          <w:i w:val="0"/>
-          <w:sz w:val="24"/>
-          <w:rFonts w:ascii="Times New Roman" w:hAnsi="Times New Roman" w:cs="Times New Roman"/>
-        </w:rPr>
-        <w:t xml:space="preserve">    C. Central Power Unit         D. Computer Program Utility</w:t>
-      </w:r>
-    </w:p>
-    <w:p>
-      <w:pPr>
+      </w:pPr>
+      <w:r>
+        <w:rPr>
+          <w:rFonts w:ascii="Times New Roman" w:hAnsi="Times New Roman"/>
+          <w:b w:val="0"/>
+          <w:i w:val="0"/>
+          <w:sz w:val="24"/>
+          <w:rFonts w:ascii="Times New Roman" w:hAnsi="Times New Roman" w:cs="Times New Roman"/>
+        </w:rPr>
+        <w:tab/>
+        <w:t>A. Central Processing Unit</w:t>
+        <w:tab/>
+        <w:t>B. Computer Personal Unit</w:t>
+      </w:r>
+    </w:p>
+    <w:p>
+      <w:pPr>
+        <w:tabs>
+          <w:tab w:pos="360" w:val="left"/>
+          <w:tab w:pos="5112" w:val="left"/>
+        </w:tabs>
+        <w:spacing w:before="0" w:after="50" w:line="276" w:lineRule="auto"/>
+      </w:pPr>
+      <w:r>
+        <w:rPr>
+          <w:rFonts w:ascii="Times New Roman" w:hAnsi="Times New Roman"/>
+          <w:b w:val="0"/>
+          <w:i w:val="0"/>
+          <w:sz w:val="24"/>
+          <w:rFonts w:ascii="Times New Roman" w:hAnsi="Times New Roman" w:cs="Times New Roman"/>
+        </w:rPr>
+        <w:tab/>
+        <w:t>C. Central Power Unit</w:t>
+        <w:tab/>
+        <w:t>D. Computer Program Utility</w:t>
+      </w:r>
+    </w:p>
+    <w:p>
+      <w:pPr>
+        <w:keepNext/>
         <w:spacing w:before="80" w:after="40" w:line="276" w:lineRule="auto"/>
         <w:jc w:val="left"/>
       </w:pPr>
@@ -2364,38 +2667,74 @@
     </w:p>
     <w:p>
       <w:pPr>
+        <w:keepNext/>
         <w:spacing w:before="0" w:after="20" w:line="276" w:lineRule="auto"/>
-        <w:jc w:val="left"/>
-      </w:pPr>
-      <w:r>
-        <w:rPr>
-          <w:rFonts w:ascii="Times New Roman" w:hAnsi="Times New Roman"/>
-          <w:b w:val="0"/>
-          <w:i w:val="0"/>
-          <w:sz w:val="24"/>
-          <w:rFonts w:ascii="Times New Roman" w:hAnsi="Times New Roman" w:cs="Times New Roman"/>
-        </w:rPr>
-        <w:t xml:space="preserve">    A. Vì rất đẹp         B. Vì tính toán nhanh, lưu trữ nhiều, không mệt</w:t>
-      </w:r>
-    </w:p>
-    <w:p>
-      <w:pPr>
-        <w:spacing w:before="0" w:after="40" w:line="276" w:lineRule="auto"/>
-        <w:jc w:val="left"/>
-      </w:pPr>
-      <w:r>
-        <w:rPr>
-          <w:rFonts w:ascii="Times New Roman" w:hAnsi="Times New Roman"/>
-          <w:b w:val="0"/>
-          <w:i w:val="0"/>
-          <w:sz w:val="24"/>
-          <w:rFonts w:ascii="Times New Roman" w:hAnsi="Times New Roman" w:cs="Times New Roman"/>
-        </w:rPr>
-        <w:t xml:space="preserve">    C. Vì dùng điện         D. Vì có màn hình to</w:t>
-      </w:r>
-    </w:p>
-    <w:p>
-      <w:pPr>
+        <w:ind w:left="360"/>
+      </w:pPr>
+      <w:r>
+        <w:rPr>
+          <w:rFonts w:ascii="Times New Roman" w:hAnsi="Times New Roman"/>
+          <w:b w:val="0"/>
+          <w:i w:val="0"/>
+          <w:sz w:val="24"/>
+          <w:rFonts w:ascii="Times New Roman" w:hAnsi="Times New Roman" w:cs="Times New Roman"/>
+        </w:rPr>
+        <w:t>A. Vì rất đẹp</w:t>
+      </w:r>
+    </w:p>
+    <w:p>
+      <w:pPr>
+        <w:keepNext/>
+        <w:spacing w:before="0" w:after="20" w:line="276" w:lineRule="auto"/>
+        <w:ind w:left="360"/>
+      </w:pPr>
+      <w:r>
+        <w:rPr>
+          <w:rFonts w:ascii="Times New Roman" w:hAnsi="Times New Roman"/>
+          <w:b w:val="0"/>
+          <w:i w:val="0"/>
+          <w:sz w:val="24"/>
+          <w:rFonts w:ascii="Times New Roman" w:hAnsi="Times New Roman" w:cs="Times New Roman"/>
+        </w:rPr>
+        <w:t>B. Vì tính toán nhanh, lưu trữ nhiều, không mệt</w:t>
+      </w:r>
+    </w:p>
+    <w:p>
+      <w:pPr>
+        <w:keepNext/>
+        <w:spacing w:before="0" w:after="20" w:line="276" w:lineRule="auto"/>
+        <w:ind w:left="360"/>
+      </w:pPr>
+      <w:r>
+        <w:rPr>
+          <w:rFonts w:ascii="Times New Roman" w:hAnsi="Times New Roman"/>
+          <w:b w:val="0"/>
+          <w:i w:val="0"/>
+          <w:sz w:val="24"/>
+          <w:rFonts w:ascii="Times New Roman" w:hAnsi="Times New Roman" w:cs="Times New Roman"/>
+        </w:rPr>
+        <w:t>C. Vì dùng điện</w:t>
+      </w:r>
+    </w:p>
+    <w:p>
+      <w:pPr>
+        <w:spacing w:before="0" w:after="50" w:line="276" w:lineRule="auto"/>
+        <w:ind w:left="360"/>
+      </w:pPr>
+      <w:r>
+        <w:rPr>
+          <w:rFonts w:ascii="Times New Roman" w:hAnsi="Times New Roman"/>
+          <w:b w:val="0"/>
+          <w:i w:val="0"/>
+          <w:sz w:val="24"/>
+          <w:rFonts w:ascii="Times New Roman" w:hAnsi="Times New Roman" w:cs="Times New Roman"/>
+        </w:rPr>
+        <w:t>D. Vì có màn hình to</w:t>
+      </w:r>
+    </w:p>
+    <w:p>
+      <w:pPr>
+        <w:keepNext/>
         <w:spacing w:before="80" w:after="40" w:line="276" w:lineRule="auto"/>
         <w:jc w:val="left"/>
       </w:pPr>
@@ -2412,38 +2751,52 @@
     </w:p>
     <w:p>
       <w:pPr>
+        <w:keepNext/>
+        <w:tabs>
+          <w:tab w:pos="360" w:val="left"/>
+          <w:tab w:pos="5112" w:val="left"/>
+        </w:tabs>
         <w:spacing w:before="0" w:after="20" w:line="276" w:lineRule="auto"/>
-        <w:jc w:val="left"/>
-      </w:pPr>
-      <w:r>
-        <w:rPr>
-          <w:rFonts w:ascii="Times New Roman" w:hAnsi="Times New Roman"/>
-          <w:b w:val="0"/>
-          <w:i w:val="0"/>
-          <w:sz w:val="24"/>
-          <w:rFonts w:ascii="Times New Roman" w:hAnsi="Times New Roman" w:cs="Times New Roman"/>
-        </w:rPr>
-        <w:t xml:space="preserve">    A. Ghi bài vào vở         B. Gửi email cho bạn</w:t>
-      </w:r>
-    </w:p>
-    <w:p>
-      <w:pPr>
-        <w:spacing w:before="0" w:after="40" w:line="276" w:lineRule="auto"/>
-        <w:jc w:val="left"/>
-      </w:pPr>
-      <w:r>
-        <w:rPr>
-          <w:rFonts w:ascii="Times New Roman" w:hAnsi="Times New Roman"/>
-          <w:b w:val="0"/>
-          <w:i w:val="0"/>
-          <w:sz w:val="24"/>
-          <w:rFonts w:ascii="Times New Roman" w:hAnsi="Times New Roman" w:cs="Times New Roman"/>
-        </w:rPr>
-        <w:t xml:space="preserve">    C. Đọc sách         D. Nghĩ trong đầu</w:t>
-      </w:r>
-    </w:p>
-    <w:p>
-      <w:pPr>
+      </w:pPr>
+      <w:r>
+        <w:rPr>
+          <w:rFonts w:ascii="Times New Roman" w:hAnsi="Times New Roman"/>
+          <w:b w:val="0"/>
+          <w:i w:val="0"/>
+          <w:sz w:val="24"/>
+          <w:rFonts w:ascii="Times New Roman" w:hAnsi="Times New Roman" w:cs="Times New Roman"/>
+        </w:rPr>
+        <w:tab/>
+        <w:t>A. Ghi bài vào vở</w:t>
+        <w:tab/>
+        <w:t>B. Gửi email cho bạn</w:t>
+      </w:r>
+    </w:p>
+    <w:p>
+      <w:pPr>
+        <w:tabs>
+          <w:tab w:pos="360" w:val="left"/>
+          <w:tab w:pos="5112" w:val="left"/>
+        </w:tabs>
+        <w:spacing w:before="0" w:after="50" w:line="276" w:lineRule="auto"/>
+      </w:pPr>
+      <w:r>
+        <w:rPr>
+          <w:rFonts w:ascii="Times New Roman" w:hAnsi="Times New Roman"/>
+          <w:b w:val="0"/>
+          <w:i w:val="0"/>
+          <w:sz w:val="24"/>
+          <w:rFonts w:ascii="Times New Roman" w:hAnsi="Times New Roman" w:cs="Times New Roman"/>
+        </w:rPr>
+        <w:tab/>
+        <w:t>C. Đọc sách</w:t>
+        <w:tab/>
+        <w:t>D. Nghĩ trong đầu</w:t>
+      </w:r>
+    </w:p>
+    <w:p>
+      <w:pPr>
+        <w:keepNext/>
         <w:spacing w:before="80" w:after="40" w:line="276" w:lineRule="auto"/>
         <w:jc w:val="left"/>
       </w:pPr>
@@ -2460,38 +2813,74 @@
     </w:p>
     <w:p>
       <w:pPr>
+        <w:keepNext/>
         <w:spacing w:before="0" w:after="20" w:line="276" w:lineRule="auto"/>
-        <w:jc w:val="left"/>
-      </w:pPr>
-      <w:r>
-        <w:rPr>
-          <w:rFonts w:ascii="Times New Roman" w:hAnsi="Times New Roman"/>
-          <w:b w:val="0"/>
-          <w:i w:val="0"/>
-          <w:sz w:val="24"/>
-          <w:rFonts w:ascii="Times New Roman" w:hAnsi="Times New Roman" w:cs="Times New Roman"/>
-        </w:rPr>
-        <w:t xml:space="preserve">    A. Lưu trữ lâu dài         B. Lưu trữ tạm thời khi máy hoạt động</w:t>
-      </w:r>
-    </w:p>
-    <w:p>
-      <w:pPr>
-        <w:spacing w:before="0" w:after="40" w:line="276" w:lineRule="auto"/>
-        <w:jc w:val="left"/>
-      </w:pPr>
-      <w:r>
-        <w:rPr>
-          <w:rFonts w:ascii="Times New Roman" w:hAnsi="Times New Roman"/>
-          <w:b w:val="0"/>
-          <w:i w:val="0"/>
-          <w:sz w:val="24"/>
-          <w:rFonts w:ascii="Times New Roman" w:hAnsi="Times New Roman" w:cs="Times New Roman"/>
-        </w:rPr>
-        <w:t xml:space="preserve">    C. Hiển thị hình         D. Kết nối mạng</w:t>
-      </w:r>
-    </w:p>
-    <w:p>
-      <w:pPr>
+        <w:ind w:left="360"/>
+      </w:pPr>
+      <w:r>
+        <w:rPr>
+          <w:rFonts w:ascii="Times New Roman" w:hAnsi="Times New Roman"/>
+          <w:b w:val="0"/>
+          <w:i w:val="0"/>
+          <w:sz w:val="24"/>
+          <w:rFonts w:ascii="Times New Roman" w:hAnsi="Times New Roman" w:cs="Times New Roman"/>
+        </w:rPr>
+        <w:t>A. Lưu trữ lâu dài</w:t>
+      </w:r>
+    </w:p>
+    <w:p>
+      <w:pPr>
+        <w:keepNext/>
+        <w:spacing w:before="0" w:after="20" w:line="276" w:lineRule="auto"/>
+        <w:ind w:left="360"/>
+      </w:pPr>
+      <w:r>
+        <w:rPr>
+          <w:rFonts w:ascii="Times New Roman" w:hAnsi="Times New Roman"/>
+          <w:b w:val="0"/>
+          <w:i w:val="0"/>
+          <w:sz w:val="24"/>
+          <w:rFonts w:ascii="Times New Roman" w:hAnsi="Times New Roman" w:cs="Times New Roman"/>
+        </w:rPr>
+        <w:t>B. Lưu trữ tạm thời khi máy hoạt động</w:t>
+      </w:r>
+    </w:p>
+    <w:p>
+      <w:pPr>
+        <w:keepNext/>
+        <w:spacing w:before="0" w:after="20" w:line="276" w:lineRule="auto"/>
+        <w:ind w:left="360"/>
+      </w:pPr>
+      <w:r>
+        <w:rPr>
+          <w:rFonts w:ascii="Times New Roman" w:hAnsi="Times New Roman"/>
+          <w:b w:val="0"/>
+          <w:i w:val="0"/>
+          <w:sz w:val="24"/>
+          <w:rFonts w:ascii="Times New Roman" w:hAnsi="Times New Roman" w:cs="Times New Roman"/>
+        </w:rPr>
+        <w:t>C. Hiển thị hình</w:t>
+      </w:r>
+    </w:p>
+    <w:p>
+      <w:pPr>
+        <w:spacing w:before="0" w:after="50" w:line="276" w:lineRule="auto"/>
+        <w:ind w:left="360"/>
+      </w:pPr>
+      <w:r>
+        <w:rPr>
+          <w:rFonts w:ascii="Times New Roman" w:hAnsi="Times New Roman"/>
+          <w:b w:val="0"/>
+          <w:i w:val="0"/>
+          <w:sz w:val="24"/>
+          <w:rFonts w:ascii="Times New Roman" w:hAnsi="Times New Roman" w:cs="Times New Roman"/>
+        </w:rPr>
+        <w:t>D. Kết nối mạng</w:t>
+      </w:r>
+    </w:p>
+    <w:p>
+      <w:pPr>
+        <w:keepNext/>
         <w:spacing w:before="80" w:after="40" w:line="276" w:lineRule="auto"/>
         <w:jc w:val="left"/>
       </w:pPr>
@@ -2508,38 +2897,74 @@
     </w:p>
     <w:p>
       <w:pPr>
+        <w:keepNext/>
         <w:spacing w:before="0" w:after="20" w:line="276" w:lineRule="auto"/>
-        <w:jc w:val="left"/>
-      </w:pPr>
-      <w:r>
-        <w:rPr>
-          <w:rFonts w:ascii="Times New Roman" w:hAnsi="Times New Roman"/>
-          <w:b w:val="0"/>
-          <w:i w:val="0"/>
-          <w:sz w:val="24"/>
-          <w:rFonts w:ascii="Times New Roman" w:hAnsi="Times New Roman" w:cs="Times New Roman"/>
-        </w:rPr>
-        <w:t xml:space="preserve">    A. Đơn vị đo trọng lượng         B. Đơn vị nhỏ nhất của thông tin trong máy tính, có giá trị 0 hoặc 1</w:t>
-      </w:r>
-    </w:p>
-    <w:p>
-      <w:pPr>
-        <w:spacing w:before="0" w:after="40" w:line="276" w:lineRule="auto"/>
-        <w:jc w:val="left"/>
-      </w:pPr>
-      <w:r>
-        <w:rPr>
-          <w:rFonts w:ascii="Times New Roman" w:hAnsi="Times New Roman"/>
-          <w:b w:val="0"/>
-          <w:i w:val="0"/>
-          <w:sz w:val="24"/>
-          <w:rFonts w:ascii="Times New Roman" w:hAnsi="Times New Roman" w:cs="Times New Roman"/>
-        </w:rPr>
-        <w:t xml:space="preserve">    C. Loại virus         D. Tên phần mềm</w:t>
-      </w:r>
-    </w:p>
-    <w:p>
-      <w:pPr>
+        <w:ind w:left="360"/>
+      </w:pPr>
+      <w:r>
+        <w:rPr>
+          <w:rFonts w:ascii="Times New Roman" w:hAnsi="Times New Roman"/>
+          <w:b w:val="0"/>
+          <w:i w:val="0"/>
+          <w:sz w:val="24"/>
+          <w:rFonts w:ascii="Times New Roman" w:hAnsi="Times New Roman" w:cs="Times New Roman"/>
+        </w:rPr>
+        <w:t>A. Đơn vị đo trọng lượng</w:t>
+      </w:r>
+    </w:p>
+    <w:p>
+      <w:pPr>
+        <w:keepNext/>
+        <w:spacing w:before="0" w:after="20" w:line="276" w:lineRule="auto"/>
+        <w:ind w:left="360"/>
+      </w:pPr>
+      <w:r>
+        <w:rPr>
+          <w:rFonts w:ascii="Times New Roman" w:hAnsi="Times New Roman"/>
+          <w:b w:val="0"/>
+          <w:i w:val="0"/>
+          <w:sz w:val="24"/>
+          <w:rFonts w:ascii="Times New Roman" w:hAnsi="Times New Roman" w:cs="Times New Roman"/>
+        </w:rPr>
+        <w:t>B. Đơn vị nhỏ nhất của thông tin trong máy tính, có giá trị 0 hoặc 1</w:t>
+      </w:r>
+    </w:p>
+    <w:p>
+      <w:pPr>
+        <w:keepNext/>
+        <w:spacing w:before="0" w:after="20" w:line="276" w:lineRule="auto"/>
+        <w:ind w:left="360"/>
+      </w:pPr>
+      <w:r>
+        <w:rPr>
+          <w:rFonts w:ascii="Times New Roman" w:hAnsi="Times New Roman"/>
+          <w:b w:val="0"/>
+          <w:i w:val="0"/>
+          <w:sz w:val="24"/>
+          <w:rFonts w:ascii="Times New Roman" w:hAnsi="Times New Roman" w:cs="Times New Roman"/>
+        </w:rPr>
+        <w:t>C. Loại virus</w:t>
+      </w:r>
+    </w:p>
+    <w:p>
+      <w:pPr>
+        <w:spacing w:before="0" w:after="50" w:line="276" w:lineRule="auto"/>
+        <w:ind w:left="360"/>
+      </w:pPr>
+      <w:r>
+        <w:rPr>
+          <w:rFonts w:ascii="Times New Roman" w:hAnsi="Times New Roman"/>
+          <w:b w:val="0"/>
+          <w:i w:val="0"/>
+          <w:sz w:val="24"/>
+          <w:rFonts w:ascii="Times New Roman" w:hAnsi="Times New Roman" w:cs="Times New Roman"/>
+        </w:rPr>
+        <w:t>D. Tên phần mềm</w:t>
+      </w:r>
+    </w:p>
+    <w:p>
+      <w:pPr>
+        <w:keepNext/>
         <w:spacing w:before="80" w:after="40" w:line="276" w:lineRule="auto"/>
         <w:jc w:val="left"/>
       </w:pPr>
@@ -2556,38 +2981,35 @@
     </w:p>
     <w:p>
       <w:pPr>
-        <w:spacing w:before="0" w:after="20" w:line="276" w:lineRule="auto"/>
-        <w:jc w:val="left"/>
-      </w:pPr>
-      <w:r>
-        <w:rPr>
-          <w:rFonts w:ascii="Times New Roman" w:hAnsi="Times New Roman"/>
-          <w:b w:val="0"/>
-          <w:i w:val="0"/>
-          <w:sz w:val="24"/>
-          <w:rFonts w:ascii="Times New Roman" w:hAnsi="Times New Roman" w:cs="Times New Roman"/>
-        </w:rPr>
-        <w:t xml:space="preserve">    A. 4 bit         B. 8 bit</w:t>
-      </w:r>
-    </w:p>
-    <w:p>
-      <w:pPr>
-        <w:spacing w:before="0" w:after="40" w:line="276" w:lineRule="auto"/>
-        <w:jc w:val="left"/>
-      </w:pPr>
-      <w:r>
-        <w:rPr>
-          <w:rFonts w:ascii="Times New Roman" w:hAnsi="Times New Roman"/>
-          <w:b w:val="0"/>
-          <w:i w:val="0"/>
-          <w:sz w:val="24"/>
-          <w:rFonts w:ascii="Times New Roman" w:hAnsi="Times New Roman" w:cs="Times New Roman"/>
-        </w:rPr>
-        <w:t xml:space="preserve">    C. 16 bit         D. 32 bit</w:t>
-      </w:r>
-    </w:p>
-    <w:p>
-      <w:pPr>
+        <w:tabs>
+          <w:tab w:pos="360" w:val="left"/>
+          <w:tab w:pos="2664" w:val="left"/>
+          <w:tab w:pos="4968" w:val="left"/>
+          <w:tab w:pos="7272" w:val="left"/>
+        </w:tabs>
+        <w:spacing w:before="0" w:after="50" w:line="276" w:lineRule="auto"/>
+      </w:pPr>
+      <w:r>
+        <w:rPr>
+          <w:rFonts w:ascii="Times New Roman" w:hAnsi="Times New Roman"/>
+          <w:b w:val="0"/>
+          <w:i w:val="0"/>
+          <w:sz w:val="24"/>
+          <w:rFonts w:ascii="Times New Roman" w:hAnsi="Times New Roman" w:cs="Times New Roman"/>
+        </w:rPr>
+        <w:tab/>
+        <w:t>A. 4 bit</w:t>
+        <w:tab/>
+        <w:t>B. 8 bit</w:t>
+        <w:tab/>
+        <w:t>C. 16 bit</w:t>
+        <w:tab/>
+        <w:t>D. 32 bit</w:t>
+      </w:r>
+    </w:p>
+    <w:p>
+      <w:pPr>
+        <w:keepNext/>
         <w:spacing w:before="80" w:after="40" w:line="276" w:lineRule="auto"/>
         <w:jc w:val="left"/>
       </w:pPr>
@@ -2604,38 +3026,35 @@
     </w:p>
     <w:p>
       <w:pPr>
-        <w:spacing w:before="0" w:after="20" w:line="276" w:lineRule="auto"/>
-        <w:jc w:val="left"/>
-      </w:pPr>
-      <w:r>
-        <w:rPr>
-          <w:rFonts w:ascii="Times New Roman" w:hAnsi="Times New Roman"/>
-          <w:b w:val="0"/>
-          <w:i w:val="0"/>
-          <w:sz w:val="24"/>
-          <w:rFonts w:ascii="Times New Roman" w:hAnsi="Times New Roman" w:cs="Times New Roman"/>
-        </w:rPr>
-        <w:t xml:space="preserve">    A. 100 Byte         B. 512 Byte</w:t>
-      </w:r>
-    </w:p>
-    <w:p>
-      <w:pPr>
-        <w:spacing w:before="0" w:after="40" w:line="276" w:lineRule="auto"/>
-        <w:jc w:val="left"/>
-      </w:pPr>
-      <w:r>
-        <w:rPr>
-          <w:rFonts w:ascii="Times New Roman" w:hAnsi="Times New Roman"/>
-          <w:b w:val="0"/>
-          <w:i w:val="0"/>
-          <w:sz w:val="24"/>
-          <w:rFonts w:ascii="Times New Roman" w:hAnsi="Times New Roman" w:cs="Times New Roman"/>
-        </w:rPr>
-        <w:t xml:space="preserve">    C. 1024 Byte         D. 2048 Byte</w:t>
-      </w:r>
-    </w:p>
-    <w:p>
-      <w:pPr>
+        <w:tabs>
+          <w:tab w:pos="360" w:val="left"/>
+          <w:tab w:pos="2664" w:val="left"/>
+          <w:tab w:pos="4968" w:val="left"/>
+          <w:tab w:pos="7272" w:val="left"/>
+        </w:tabs>
+        <w:spacing w:before="0" w:after="50" w:line="276" w:lineRule="auto"/>
+      </w:pPr>
+      <w:r>
+        <w:rPr>
+          <w:rFonts w:ascii="Times New Roman" w:hAnsi="Times New Roman"/>
+          <w:b w:val="0"/>
+          <w:i w:val="0"/>
+          <w:sz w:val="24"/>
+          <w:rFonts w:ascii="Times New Roman" w:hAnsi="Times New Roman" w:cs="Times New Roman"/>
+        </w:rPr>
+        <w:tab/>
+        <w:t>A. 100 Byte</w:t>
+        <w:tab/>
+        <w:t>B. 512 Byte</w:t>
+        <w:tab/>
+        <w:t>C. 1024 Byte</w:t>
+        <w:tab/>
+        <w:t>D. 2048 Byte</w:t>
+      </w:r>
+    </w:p>
+    <w:p>
+      <w:pPr>
+        <w:keepNext/>
         <w:spacing w:before="80" w:after="40" w:line="276" w:lineRule="auto"/>
         <w:jc w:val="left"/>
       </w:pPr>
@@ -2652,38 +3071,52 @@
     </w:p>
     <w:p>
       <w:pPr>
+        <w:keepNext/>
+        <w:tabs>
+          <w:tab w:pos="360" w:val="left"/>
+          <w:tab w:pos="5112" w:val="left"/>
+        </w:tabs>
         <w:spacing w:before="0" w:after="20" w:line="276" w:lineRule="auto"/>
-        <w:jc w:val="left"/>
-      </w:pPr>
-      <w:r>
-        <w:rPr>
-          <w:rFonts w:ascii="Times New Roman" w:hAnsi="Times New Roman"/>
-          <w:b w:val="0"/>
-          <w:i w:val="0"/>
-          <w:sz w:val="24"/>
-          <w:rFonts w:ascii="Times New Roman" w:hAnsi="Times New Roman" w:cs="Times New Roman"/>
-        </w:rPr>
-        <w:t xml:space="preserve">    A. MB &lt; KB &lt; GB &lt; TB         B. B &lt; KB &lt; MB &lt; GB &lt; TB</w:t>
-      </w:r>
-    </w:p>
-    <w:p>
-      <w:pPr>
-        <w:spacing w:before="0" w:after="40" w:line="276" w:lineRule="auto"/>
-        <w:jc w:val="left"/>
-      </w:pPr>
-      <w:r>
-        <w:rPr>
-          <w:rFonts w:ascii="Times New Roman" w:hAnsi="Times New Roman"/>
-          <w:b w:val="0"/>
-          <w:i w:val="0"/>
-          <w:sz w:val="24"/>
-          <w:rFonts w:ascii="Times New Roman" w:hAnsi="Times New Roman" w:cs="Times New Roman"/>
-        </w:rPr>
-        <w:t xml:space="preserve">    C. TB &lt; GB &lt; MB &lt; KB         D. KB &lt; B &lt; MB &lt; GB</w:t>
-      </w:r>
-    </w:p>
-    <w:p>
-      <w:pPr>
+      </w:pPr>
+      <w:r>
+        <w:rPr>
+          <w:rFonts w:ascii="Times New Roman" w:hAnsi="Times New Roman"/>
+          <w:b w:val="0"/>
+          <w:i w:val="0"/>
+          <w:sz w:val="24"/>
+          <w:rFonts w:ascii="Times New Roman" w:hAnsi="Times New Roman" w:cs="Times New Roman"/>
+        </w:rPr>
+        <w:tab/>
+        <w:t>A. MB &lt; KB &lt; GB &lt; TB</w:t>
+        <w:tab/>
+        <w:t>B. B &lt; KB &lt; MB &lt; GB &lt; TB</w:t>
+      </w:r>
+    </w:p>
+    <w:p>
+      <w:pPr>
+        <w:tabs>
+          <w:tab w:pos="360" w:val="left"/>
+          <w:tab w:pos="5112" w:val="left"/>
+        </w:tabs>
+        <w:spacing w:before="0" w:after="50" w:line="276" w:lineRule="auto"/>
+      </w:pPr>
+      <w:r>
+        <w:rPr>
+          <w:rFonts w:ascii="Times New Roman" w:hAnsi="Times New Roman"/>
+          <w:b w:val="0"/>
+          <w:i w:val="0"/>
+          <w:sz w:val="24"/>
+          <w:rFonts w:ascii="Times New Roman" w:hAnsi="Times New Roman" w:cs="Times New Roman"/>
+        </w:rPr>
+        <w:tab/>
+        <w:t>C. TB &lt; GB &lt; MB &lt; KB</w:t>
+        <w:tab/>
+        <w:t>D. KB &lt; B &lt; MB &lt; GB</w:t>
+      </w:r>
+    </w:p>
+    <w:p>
+      <w:pPr>
+        <w:keepNext/>
         <w:spacing w:before="80" w:after="40" w:line="276" w:lineRule="auto"/>
         <w:jc w:val="left"/>
       </w:pPr>
@@ -2700,38 +3133,35 @@
     </w:p>
     <w:p>
       <w:pPr>
-        <w:spacing w:before="0" w:after="20" w:line="276" w:lineRule="auto"/>
-        <w:jc w:val="left"/>
-      </w:pPr>
-      <w:r>
-        <w:rPr>
-          <w:rFonts w:ascii="Times New Roman" w:hAnsi="Times New Roman"/>
-          <w:b w:val="0"/>
-          <w:i w:val="0"/>
-          <w:sz w:val="24"/>
-          <w:rFonts w:ascii="Times New Roman" w:hAnsi="Times New Roman" w:cs="Times New Roman"/>
-        </w:rPr>
-        <w:t xml:space="preserve">    A. 500         B. 1000</w:t>
-      </w:r>
-    </w:p>
-    <w:p>
-      <w:pPr>
-        <w:spacing w:before="0" w:after="40" w:line="276" w:lineRule="auto"/>
-        <w:jc w:val="left"/>
-      </w:pPr>
-      <w:r>
-        <w:rPr>
-          <w:rFonts w:ascii="Times New Roman" w:hAnsi="Times New Roman"/>
-          <w:b w:val="0"/>
-          <w:i w:val="0"/>
-          <w:sz w:val="24"/>
-          <w:rFonts w:ascii="Times New Roman" w:hAnsi="Times New Roman" w:cs="Times New Roman"/>
-        </w:rPr>
-        <w:t xml:space="preserve">    C. 2000         D. 4000</w:t>
-      </w:r>
-    </w:p>
-    <w:p>
-      <w:pPr>
+        <w:tabs>
+          <w:tab w:pos="360" w:val="left"/>
+          <w:tab w:pos="2664" w:val="left"/>
+          <w:tab w:pos="4968" w:val="left"/>
+          <w:tab w:pos="7272" w:val="left"/>
+        </w:tabs>
+        <w:spacing w:before="0" w:after="50" w:line="276" w:lineRule="auto"/>
+      </w:pPr>
+      <w:r>
+        <w:rPr>
+          <w:rFonts w:ascii="Times New Roman" w:hAnsi="Times New Roman"/>
+          <w:b w:val="0"/>
+          <w:i w:val="0"/>
+          <w:sz w:val="24"/>
+          <w:rFonts w:ascii="Times New Roman" w:hAnsi="Times New Roman" w:cs="Times New Roman"/>
+        </w:rPr>
+        <w:tab/>
+        <w:t>A. 500</w:t>
+        <w:tab/>
+        <w:t>B. 1000</w:t>
+        <w:tab/>
+        <w:t>C. 2000</w:t>
+        <w:tab/>
+        <w:t>D. 4000</w:t>
+      </w:r>
+    </w:p>
+    <w:p>
+      <w:pPr>
+        <w:keepNext/>
         <w:spacing w:before="80" w:after="40" w:line="276" w:lineRule="auto"/>
         <w:jc w:val="left"/>
       </w:pPr>
@@ -2748,38 +3178,52 @@
     </w:p>
     <w:p>
       <w:pPr>
+        <w:keepNext/>
+        <w:tabs>
+          <w:tab w:pos="360" w:val="left"/>
+          <w:tab w:pos="5112" w:val="left"/>
+        </w:tabs>
         <w:spacing w:before="0" w:after="20" w:line="276" w:lineRule="auto"/>
-        <w:jc w:val="left"/>
-      </w:pPr>
-      <w:r>
-        <w:rPr>
-          <w:rFonts w:ascii="Times New Roman" w:hAnsi="Times New Roman"/>
-          <w:b w:val="0"/>
-          <w:i w:val="0"/>
-          <w:sz w:val="24"/>
-          <w:rFonts w:ascii="Times New Roman" w:hAnsi="Times New Roman" w:cs="Times New Roman"/>
-        </w:rPr>
-        <w:t xml:space="preserve">    A. Chữ viết tay         B. Dãy bit (0 và 1)</w:t>
-      </w:r>
-    </w:p>
-    <w:p>
-      <w:pPr>
-        <w:spacing w:before="0" w:after="40" w:line="276" w:lineRule="auto"/>
-        <w:jc w:val="left"/>
-      </w:pPr>
-      <w:r>
-        <w:rPr>
-          <w:rFonts w:ascii="Times New Roman" w:hAnsi="Times New Roman"/>
-          <w:b w:val="0"/>
-          <w:i w:val="0"/>
-          <w:sz w:val="24"/>
-          <w:rFonts w:ascii="Times New Roman" w:hAnsi="Times New Roman" w:cs="Times New Roman"/>
-        </w:rPr>
-        <w:t xml:space="preserve">    C. Hình vẽ         D. Âm thanh tự nhiên</w:t>
-      </w:r>
-    </w:p>
-    <w:p>
-      <w:pPr>
+      </w:pPr>
+      <w:r>
+        <w:rPr>
+          <w:rFonts w:ascii="Times New Roman" w:hAnsi="Times New Roman"/>
+          <w:b w:val="0"/>
+          <w:i w:val="0"/>
+          <w:sz w:val="24"/>
+          <w:rFonts w:ascii="Times New Roman" w:hAnsi="Times New Roman" w:cs="Times New Roman"/>
+        </w:rPr>
+        <w:tab/>
+        <w:t>A. Chữ viết tay</w:t>
+        <w:tab/>
+        <w:t>B. Dãy bit (0 và 1)</w:t>
+      </w:r>
+    </w:p>
+    <w:p>
+      <w:pPr>
+        <w:tabs>
+          <w:tab w:pos="360" w:val="left"/>
+          <w:tab w:pos="5112" w:val="left"/>
+        </w:tabs>
+        <w:spacing w:before="0" w:after="50" w:line="276" w:lineRule="auto"/>
+      </w:pPr>
+      <w:r>
+        <w:rPr>
+          <w:rFonts w:ascii="Times New Roman" w:hAnsi="Times New Roman"/>
+          <w:b w:val="0"/>
+          <w:i w:val="0"/>
+          <w:sz w:val="24"/>
+          <w:rFonts w:ascii="Times New Roman" w:hAnsi="Times New Roman" w:cs="Times New Roman"/>
+        </w:rPr>
+        <w:tab/>
+        <w:t>C. Hình vẽ</w:t>
+        <w:tab/>
+        <w:t>D. Âm thanh tự nhiên</w:t>
+      </w:r>
+    </w:p>
+    <w:p>
+      <w:pPr>
+        <w:keepNext/>
         <w:spacing w:before="80" w:after="40" w:line="276" w:lineRule="auto"/>
         <w:jc w:val="left"/>
       </w:pPr>
@@ -2796,38 +3240,35 @@
     </w:p>
     <w:p>
       <w:pPr>
-        <w:spacing w:before="0" w:after="20" w:line="276" w:lineRule="auto"/>
-        <w:jc w:val="left"/>
-      </w:pPr>
-      <w:r>
-        <w:rPr>
-          <w:rFonts w:ascii="Times New Roman" w:hAnsi="Times New Roman"/>
-          <w:b w:val="0"/>
-          <w:i w:val="0"/>
-          <w:sz w:val="24"/>
-          <w:rFonts w:ascii="Times New Roman" w:hAnsi="Times New Roman" w:cs="Times New Roman"/>
-        </w:rPr>
-        <w:t xml:space="preserve">    A. 100 KB         B. 512 KB</w:t>
-      </w:r>
-    </w:p>
-    <w:p>
-      <w:pPr>
-        <w:spacing w:before="0" w:after="40" w:line="276" w:lineRule="auto"/>
-        <w:jc w:val="left"/>
-      </w:pPr>
-      <w:r>
-        <w:rPr>
-          <w:rFonts w:ascii="Times New Roman" w:hAnsi="Times New Roman"/>
-          <w:b w:val="0"/>
-          <w:i w:val="0"/>
-          <w:sz w:val="24"/>
-          <w:rFonts w:ascii="Times New Roman" w:hAnsi="Times New Roman" w:cs="Times New Roman"/>
-        </w:rPr>
-        <w:t xml:space="preserve">    C. 1024 KB         D. 2048 KB</w:t>
-      </w:r>
-    </w:p>
-    <w:p>
-      <w:pPr>
+        <w:tabs>
+          <w:tab w:pos="360" w:val="left"/>
+          <w:tab w:pos="2664" w:val="left"/>
+          <w:tab w:pos="4968" w:val="left"/>
+          <w:tab w:pos="7272" w:val="left"/>
+        </w:tabs>
+        <w:spacing w:before="0" w:after="50" w:line="276" w:lineRule="auto"/>
+      </w:pPr>
+      <w:r>
+        <w:rPr>
+          <w:rFonts w:ascii="Times New Roman" w:hAnsi="Times New Roman"/>
+          <w:b w:val="0"/>
+          <w:i w:val="0"/>
+          <w:sz w:val="24"/>
+          <w:rFonts w:ascii="Times New Roman" w:hAnsi="Times New Roman" w:cs="Times New Roman"/>
+        </w:rPr>
+        <w:tab/>
+        <w:t>A. 100 KB</w:t>
+        <w:tab/>
+        <w:t>B. 512 KB</w:t>
+        <w:tab/>
+        <w:t>C. 1024 KB</w:t>
+        <w:tab/>
+        <w:t>D. 2048 KB</w:t>
+      </w:r>
+    </w:p>
+    <w:p>
+      <w:pPr>
+        <w:keepNext/>
         <w:spacing w:before="80" w:after="40" w:line="276" w:lineRule="auto"/>
         <w:jc w:val="left"/>
       </w:pPr>
@@ -2844,38 +3285,35 @@
     </w:p>
     <w:p>
       <w:pPr>
-        <w:spacing w:before="0" w:after="20" w:line="276" w:lineRule="auto"/>
-        <w:jc w:val="left"/>
-      </w:pPr>
-      <w:r>
-        <w:rPr>
-          <w:rFonts w:ascii="Times New Roman" w:hAnsi="Times New Roman"/>
-          <w:b w:val="0"/>
-          <w:i w:val="0"/>
-          <w:sz w:val="24"/>
-          <w:rFonts w:ascii="Times New Roman" w:hAnsi="Times New Roman" w:cs="Times New Roman"/>
-        </w:rPr>
-        <w:t xml:space="preserve">    A. 100 MB         B. 512 MB</w:t>
-      </w:r>
-    </w:p>
-    <w:p>
-      <w:pPr>
-        <w:spacing w:before="0" w:after="40" w:line="276" w:lineRule="auto"/>
-        <w:jc w:val="left"/>
-      </w:pPr>
-      <w:r>
-        <w:rPr>
-          <w:rFonts w:ascii="Times New Roman" w:hAnsi="Times New Roman"/>
-          <w:b w:val="0"/>
-          <w:i w:val="0"/>
-          <w:sz w:val="24"/>
-          <w:rFonts w:ascii="Times New Roman" w:hAnsi="Times New Roman" w:cs="Times New Roman"/>
-        </w:rPr>
-        <w:t xml:space="preserve">    C. 1024 MB         D. 2048 MB</w:t>
-      </w:r>
-    </w:p>
-    <w:p>
-      <w:pPr>
+        <w:tabs>
+          <w:tab w:pos="360" w:val="left"/>
+          <w:tab w:pos="2664" w:val="left"/>
+          <w:tab w:pos="4968" w:val="left"/>
+          <w:tab w:pos="7272" w:val="left"/>
+        </w:tabs>
+        <w:spacing w:before="0" w:after="50" w:line="276" w:lineRule="auto"/>
+      </w:pPr>
+      <w:r>
+        <w:rPr>
+          <w:rFonts w:ascii="Times New Roman" w:hAnsi="Times New Roman"/>
+          <w:b w:val="0"/>
+          <w:i w:val="0"/>
+          <w:sz w:val="24"/>
+          <w:rFonts w:ascii="Times New Roman" w:hAnsi="Times New Roman" w:cs="Times New Roman"/>
+        </w:rPr>
+        <w:tab/>
+        <w:t>A. 100 MB</w:t>
+        <w:tab/>
+        <w:t>B. 512 MB</w:t>
+        <w:tab/>
+        <w:t>C. 1024 MB</w:t>
+        <w:tab/>
+        <w:t>D. 2048 MB</w:t>
+      </w:r>
+    </w:p>
+    <w:p>
+      <w:pPr>
+        <w:keepNext/>
         <w:spacing w:before="80" w:after="40" w:line="276" w:lineRule="auto"/>
         <w:jc w:val="left"/>
       </w:pPr>
@@ -2892,38 +3330,35 @@
     </w:p>
     <w:p>
       <w:pPr>
-        <w:spacing w:before="0" w:after="20" w:line="276" w:lineRule="auto"/>
-        <w:jc w:val="left"/>
-      </w:pPr>
-      <w:r>
-        <w:rPr>
-          <w:rFonts w:ascii="Times New Roman" w:hAnsi="Times New Roman"/>
-          <w:b w:val="0"/>
-          <w:i w:val="0"/>
-          <w:sz w:val="24"/>
-          <w:rFonts w:ascii="Times New Roman" w:hAnsi="Times New Roman" w:cs="Times New Roman"/>
-        </w:rPr>
-        <w:t xml:space="preserve">    A. 100         B. 200</w:t>
-      </w:r>
-    </w:p>
-    <w:p>
-      <w:pPr>
-        <w:spacing w:before="0" w:after="40" w:line="276" w:lineRule="auto"/>
-        <w:jc w:val="left"/>
-      </w:pPr>
-      <w:r>
-        <w:rPr>
-          <w:rFonts w:ascii="Times New Roman" w:hAnsi="Times New Roman"/>
-          <w:b w:val="0"/>
-          <w:i w:val="0"/>
-          <w:sz w:val="24"/>
-          <w:rFonts w:ascii="Times New Roman" w:hAnsi="Times New Roman" w:cs="Times New Roman"/>
-        </w:rPr>
-        <w:t xml:space="preserve">    C. 250         D. 500</w:t>
-      </w:r>
-    </w:p>
-    <w:p>
-      <w:pPr>
+        <w:tabs>
+          <w:tab w:pos="360" w:val="left"/>
+          <w:tab w:pos="2664" w:val="left"/>
+          <w:tab w:pos="4968" w:val="left"/>
+          <w:tab w:pos="7272" w:val="left"/>
+        </w:tabs>
+        <w:spacing w:before="0" w:after="50" w:line="276" w:lineRule="auto"/>
+      </w:pPr>
+      <w:r>
+        <w:rPr>
+          <w:rFonts w:ascii="Times New Roman" w:hAnsi="Times New Roman"/>
+          <w:b w:val="0"/>
+          <w:i w:val="0"/>
+          <w:sz w:val="24"/>
+          <w:rFonts w:ascii="Times New Roman" w:hAnsi="Times New Roman" w:cs="Times New Roman"/>
+        </w:rPr>
+        <w:tab/>
+        <w:t>A. 100</w:t>
+        <w:tab/>
+        <w:t>B. 200</w:t>
+        <w:tab/>
+        <w:t>C. 250</w:t>
+        <w:tab/>
+        <w:t>D. 500</w:t>
+      </w:r>
+    </w:p>
+    <w:p>
+      <w:pPr>
+        <w:keepNext/>
         <w:spacing w:before="80" w:after="40" w:line="276" w:lineRule="auto"/>
         <w:jc w:val="left"/>
       </w:pPr>
@@ -2940,38 +3375,35 @@
     </w:p>
     <w:p>
       <w:pPr>
-        <w:spacing w:before="0" w:after="20" w:line="276" w:lineRule="auto"/>
-        <w:jc w:val="left"/>
-      </w:pPr>
-      <w:r>
-        <w:rPr>
-          <w:rFonts w:ascii="Times New Roman" w:hAnsi="Times New Roman"/>
-          <w:b w:val="0"/>
-          <w:i w:val="0"/>
-          <w:sz w:val="24"/>
-          <w:rFonts w:ascii="Times New Roman" w:hAnsi="Times New Roman" w:cs="Times New Roman"/>
-        </w:rPr>
-        <w:t xml:space="preserve">    A. 0100 0001         B. 1111 1111</w:t>
-      </w:r>
-    </w:p>
-    <w:p>
-      <w:pPr>
-        <w:spacing w:before="0" w:after="40" w:line="276" w:lineRule="auto"/>
-        <w:jc w:val="left"/>
-      </w:pPr>
-      <w:r>
-        <w:rPr>
-          <w:rFonts w:ascii="Times New Roman" w:hAnsi="Times New Roman"/>
-          <w:b w:val="0"/>
-          <w:i w:val="0"/>
-          <w:sz w:val="24"/>
-          <w:rFonts w:ascii="Times New Roman" w:hAnsi="Times New Roman" w:cs="Times New Roman"/>
-        </w:rPr>
-        <w:t xml:space="preserve">    C. 0000 0000         D. 1010 1010</w:t>
-      </w:r>
-    </w:p>
-    <w:p>
-      <w:pPr>
+        <w:tabs>
+          <w:tab w:pos="360" w:val="left"/>
+          <w:tab w:pos="2664" w:val="left"/>
+          <w:tab w:pos="4968" w:val="left"/>
+          <w:tab w:pos="7272" w:val="left"/>
+        </w:tabs>
+        <w:spacing w:before="0" w:after="50" w:line="276" w:lineRule="auto"/>
+      </w:pPr>
+      <w:r>
+        <w:rPr>
+          <w:rFonts w:ascii="Times New Roman" w:hAnsi="Times New Roman"/>
+          <w:b w:val="0"/>
+          <w:i w:val="0"/>
+          <w:sz w:val="24"/>
+          <w:rFonts w:ascii="Times New Roman" w:hAnsi="Times New Roman" w:cs="Times New Roman"/>
+        </w:rPr>
+        <w:tab/>
+        <w:t>A. 0100 0001</w:t>
+        <w:tab/>
+        <w:t>B. 1111 1111</w:t>
+        <w:tab/>
+        <w:t>C. 0000 0000</w:t>
+        <w:tab/>
+        <w:t>D. 1010 1010</w:t>
+      </w:r>
+    </w:p>
+    <w:p>
+      <w:pPr>
+        <w:keepNext/>
         <w:spacing w:before="80" w:after="40" w:line="276" w:lineRule="auto"/>
         <w:jc w:val="left"/>
       </w:pPr>
@@ -2988,38 +3420,74 @@
     </w:p>
     <w:p>
       <w:pPr>
+        <w:keepNext/>
         <w:spacing w:before="0" w:after="20" w:line="276" w:lineRule="auto"/>
-        <w:jc w:val="left"/>
-      </w:pPr>
-      <w:r>
-        <w:rPr>
-          <w:rFonts w:ascii="Times New Roman" w:hAnsi="Times New Roman"/>
-          <w:b w:val="0"/>
-          <w:i w:val="0"/>
-          <w:sz w:val="24"/>
-          <w:rFonts w:ascii="Times New Roman" w:hAnsi="Times New Roman" w:cs="Times New Roman"/>
-        </w:rPr>
-        <w:t xml:space="preserve">    A. Một máy tính đơn lẻ         B. Hệ thống các máy tính được kết nối với nhau để chia sẻ tài nguyên</w:t>
-      </w:r>
-    </w:p>
-    <w:p>
-      <w:pPr>
-        <w:spacing w:before="0" w:after="40" w:line="276" w:lineRule="auto"/>
-        <w:jc w:val="left"/>
-      </w:pPr>
-      <w:r>
-        <w:rPr>
-          <w:rFonts w:ascii="Times New Roman" w:hAnsi="Times New Roman"/>
-          <w:b w:val="0"/>
-          <w:i w:val="0"/>
-          <w:sz w:val="24"/>
-          <w:rFonts w:ascii="Times New Roman" w:hAnsi="Times New Roman" w:cs="Times New Roman"/>
-        </w:rPr>
-        <w:t xml:space="preserve">    C. Một loại phần mềm         D. Một loại ổ cứng</w:t>
-      </w:r>
-    </w:p>
-    <w:p>
-      <w:pPr>
+        <w:ind w:left="360"/>
+      </w:pPr>
+      <w:r>
+        <w:rPr>
+          <w:rFonts w:ascii="Times New Roman" w:hAnsi="Times New Roman"/>
+          <w:b w:val="0"/>
+          <w:i w:val="0"/>
+          <w:sz w:val="24"/>
+          <w:rFonts w:ascii="Times New Roman" w:hAnsi="Times New Roman" w:cs="Times New Roman"/>
+        </w:rPr>
+        <w:t>A. Một máy tính đơn lẻ</w:t>
+      </w:r>
+    </w:p>
+    <w:p>
+      <w:pPr>
+        <w:keepNext/>
+        <w:spacing w:before="0" w:after="20" w:line="276" w:lineRule="auto"/>
+        <w:ind w:left="360"/>
+      </w:pPr>
+      <w:r>
+        <w:rPr>
+          <w:rFonts w:ascii="Times New Roman" w:hAnsi="Times New Roman"/>
+          <w:b w:val="0"/>
+          <w:i w:val="0"/>
+          <w:sz w:val="24"/>
+          <w:rFonts w:ascii="Times New Roman" w:hAnsi="Times New Roman" w:cs="Times New Roman"/>
+        </w:rPr>
+        <w:t>B. Hệ thống các máy tính được kết nối với nhau để chia sẻ tài nguyên</w:t>
+      </w:r>
+    </w:p>
+    <w:p>
+      <w:pPr>
+        <w:keepNext/>
+        <w:spacing w:before="0" w:after="20" w:line="276" w:lineRule="auto"/>
+        <w:ind w:left="360"/>
+      </w:pPr>
+      <w:r>
+        <w:rPr>
+          <w:rFonts w:ascii="Times New Roman" w:hAnsi="Times New Roman"/>
+          <w:b w:val="0"/>
+          <w:i w:val="0"/>
+          <w:sz w:val="24"/>
+          <w:rFonts w:ascii="Times New Roman" w:hAnsi="Times New Roman" w:cs="Times New Roman"/>
+        </w:rPr>
+        <w:t>C. Một loại phần mềm</w:t>
+      </w:r>
+    </w:p>
+    <w:p>
+      <w:pPr>
+        <w:spacing w:before="0" w:after="50" w:line="276" w:lineRule="auto"/>
+        <w:ind w:left="360"/>
+      </w:pPr>
+      <w:r>
+        <w:rPr>
+          <w:rFonts w:ascii="Times New Roman" w:hAnsi="Times New Roman"/>
+          <w:b w:val="0"/>
+          <w:i w:val="0"/>
+          <w:sz w:val="24"/>
+          <w:rFonts w:ascii="Times New Roman" w:hAnsi="Times New Roman" w:cs="Times New Roman"/>
+        </w:rPr>
+        <w:t>D. Một loại ổ cứng</w:t>
+      </w:r>
+    </w:p>
+    <w:p>
+      <w:pPr>
+        <w:keepNext/>
         <w:spacing w:before="80" w:after="40" w:line="276" w:lineRule="auto"/>
         <w:jc w:val="left"/>
       </w:pPr>
@@ -3036,38 +3504,74 @@
     </w:p>
     <w:p>
       <w:pPr>
+        <w:keepNext/>
         <w:spacing w:before="0" w:after="20" w:line="276" w:lineRule="auto"/>
-        <w:jc w:val="left"/>
-      </w:pPr>
-      <w:r>
-        <w:rPr>
-          <w:rFonts w:ascii="Times New Roman" w:hAnsi="Times New Roman"/>
-          <w:b w:val="0"/>
-          <w:i w:val="0"/>
-          <w:sz w:val="24"/>
-          <w:rFonts w:ascii="Times New Roman" w:hAnsi="Times New Roman" w:cs="Times New Roman"/>
-        </w:rPr>
-        <w:t xml:space="preserve">    A. Mạng toàn cầu         B. Mạng cục bộ, phạm vi nhỏ (phòng, tòa nhà)</w:t>
-      </w:r>
-    </w:p>
-    <w:p>
-      <w:pPr>
-        <w:spacing w:before="0" w:after="40" w:line="276" w:lineRule="auto"/>
-        <w:jc w:val="left"/>
-      </w:pPr>
-      <w:r>
-        <w:rPr>
-          <w:rFonts w:ascii="Times New Roman" w:hAnsi="Times New Roman"/>
-          <w:b w:val="0"/>
-          <w:i w:val="0"/>
-          <w:sz w:val="24"/>
-          <w:rFonts w:ascii="Times New Roman" w:hAnsi="Times New Roman" w:cs="Times New Roman"/>
-        </w:rPr>
-        <w:t xml:space="preserve">    C. Mạng vệ tinh         D. Mạng điện thoại</w:t>
-      </w:r>
-    </w:p>
-    <w:p>
-      <w:pPr>
+        <w:ind w:left="360"/>
+      </w:pPr>
+      <w:r>
+        <w:rPr>
+          <w:rFonts w:ascii="Times New Roman" w:hAnsi="Times New Roman"/>
+          <w:b w:val="0"/>
+          <w:i w:val="0"/>
+          <w:sz w:val="24"/>
+          <w:rFonts w:ascii="Times New Roman" w:hAnsi="Times New Roman" w:cs="Times New Roman"/>
+        </w:rPr>
+        <w:t>A. Mạng toàn cầu</w:t>
+      </w:r>
+    </w:p>
+    <w:p>
+      <w:pPr>
+        <w:keepNext/>
+        <w:spacing w:before="0" w:after="20" w:line="276" w:lineRule="auto"/>
+        <w:ind w:left="360"/>
+      </w:pPr>
+      <w:r>
+        <w:rPr>
+          <w:rFonts w:ascii="Times New Roman" w:hAnsi="Times New Roman"/>
+          <w:b w:val="0"/>
+          <w:i w:val="0"/>
+          <w:sz w:val="24"/>
+          <w:rFonts w:ascii="Times New Roman" w:hAnsi="Times New Roman" w:cs="Times New Roman"/>
+        </w:rPr>
+        <w:t>B. Mạng cục bộ, phạm vi nhỏ (phòng, tòa nhà)</w:t>
+      </w:r>
+    </w:p>
+    <w:p>
+      <w:pPr>
+        <w:keepNext/>
+        <w:spacing w:before="0" w:after="20" w:line="276" w:lineRule="auto"/>
+        <w:ind w:left="360"/>
+      </w:pPr>
+      <w:r>
+        <w:rPr>
+          <w:rFonts w:ascii="Times New Roman" w:hAnsi="Times New Roman"/>
+          <w:b w:val="0"/>
+          <w:i w:val="0"/>
+          <w:sz w:val="24"/>
+          <w:rFonts w:ascii="Times New Roman" w:hAnsi="Times New Roman" w:cs="Times New Roman"/>
+        </w:rPr>
+        <w:t>C. Mạng vệ tinh</w:t>
+      </w:r>
+    </w:p>
+    <w:p>
+      <w:pPr>
+        <w:spacing w:before="0" w:after="50" w:line="276" w:lineRule="auto"/>
+        <w:ind w:left="360"/>
+      </w:pPr>
+      <w:r>
+        <w:rPr>
+          <w:rFonts w:ascii="Times New Roman" w:hAnsi="Times New Roman"/>
+          <w:b w:val="0"/>
+          <w:i w:val="0"/>
+          <w:sz w:val="24"/>
+          <w:rFonts w:ascii="Times New Roman" w:hAnsi="Times New Roman" w:cs="Times New Roman"/>
+        </w:rPr>
+        <w:t>D. Mạng điện thoại</w:t>
+      </w:r>
+    </w:p>
+    <w:p>
+      <w:pPr>
+        <w:keepNext/>
         <w:spacing w:before="80" w:after="40" w:line="276" w:lineRule="auto"/>
         <w:jc w:val="left"/>
       </w:pPr>
@@ -3084,38 +3588,74 @@
     </w:p>
     <w:p>
       <w:pPr>
+        <w:keepNext/>
         <w:spacing w:before="0" w:after="20" w:line="276" w:lineRule="auto"/>
-        <w:jc w:val="left"/>
-      </w:pPr>
-      <w:r>
-        <w:rPr>
-          <w:rFonts w:ascii="Times New Roman" w:hAnsi="Times New Roman"/>
-          <w:b w:val="0"/>
-          <w:i w:val="0"/>
-          <w:sz w:val="24"/>
-          <w:rFonts w:ascii="Times New Roman" w:hAnsi="Times New Roman" w:cs="Times New Roman"/>
-        </w:rPr>
-        <w:t xml:space="preserve">    A. Mạng cục bộ         B. Mạng diện rộng, kết nối nhiều LAN ở xa nhau</w:t>
-      </w:r>
-    </w:p>
-    <w:p>
-      <w:pPr>
-        <w:spacing w:before="0" w:after="40" w:line="276" w:lineRule="auto"/>
-        <w:jc w:val="left"/>
-      </w:pPr>
-      <w:r>
-        <w:rPr>
-          <w:rFonts w:ascii="Times New Roman" w:hAnsi="Times New Roman"/>
-          <w:b w:val="0"/>
-          <w:i w:val="0"/>
-          <w:sz w:val="24"/>
-          <w:rFonts w:ascii="Times New Roman" w:hAnsi="Times New Roman" w:cs="Times New Roman"/>
-        </w:rPr>
-        <w:t xml:space="preserve">    C. Mạng Bluetooth         D. Mạng trong 1 phòng</w:t>
-      </w:r>
-    </w:p>
-    <w:p>
-      <w:pPr>
+        <w:ind w:left="360"/>
+      </w:pPr>
+      <w:r>
+        <w:rPr>
+          <w:rFonts w:ascii="Times New Roman" w:hAnsi="Times New Roman"/>
+          <w:b w:val="0"/>
+          <w:i w:val="0"/>
+          <w:sz w:val="24"/>
+          <w:rFonts w:ascii="Times New Roman" w:hAnsi="Times New Roman" w:cs="Times New Roman"/>
+        </w:rPr>
+        <w:t>A. Mạng cục bộ</w:t>
+      </w:r>
+    </w:p>
+    <w:p>
+      <w:pPr>
+        <w:keepNext/>
+        <w:spacing w:before="0" w:after="20" w:line="276" w:lineRule="auto"/>
+        <w:ind w:left="360"/>
+      </w:pPr>
+      <w:r>
+        <w:rPr>
+          <w:rFonts w:ascii="Times New Roman" w:hAnsi="Times New Roman"/>
+          <w:b w:val="0"/>
+          <w:i w:val="0"/>
+          <w:sz w:val="24"/>
+          <w:rFonts w:ascii="Times New Roman" w:hAnsi="Times New Roman" w:cs="Times New Roman"/>
+        </w:rPr>
+        <w:t>B. Mạng diện rộng, kết nối nhiều LAN ở xa nhau</w:t>
+      </w:r>
+    </w:p>
+    <w:p>
+      <w:pPr>
+        <w:keepNext/>
+        <w:spacing w:before="0" w:after="20" w:line="276" w:lineRule="auto"/>
+        <w:ind w:left="360"/>
+      </w:pPr>
+      <w:r>
+        <w:rPr>
+          <w:rFonts w:ascii="Times New Roman" w:hAnsi="Times New Roman"/>
+          <w:b w:val="0"/>
+          <w:i w:val="0"/>
+          <w:sz w:val="24"/>
+          <w:rFonts w:ascii="Times New Roman" w:hAnsi="Times New Roman" w:cs="Times New Roman"/>
+        </w:rPr>
+        <w:t>C. Mạng Bluetooth</w:t>
+      </w:r>
+    </w:p>
+    <w:p>
+      <w:pPr>
+        <w:spacing w:before="0" w:after="50" w:line="276" w:lineRule="auto"/>
+        <w:ind w:left="360"/>
+      </w:pPr>
+      <w:r>
+        <w:rPr>
+          <w:rFonts w:ascii="Times New Roman" w:hAnsi="Times New Roman"/>
+          <w:b w:val="0"/>
+          <w:i w:val="0"/>
+          <w:sz w:val="24"/>
+          <w:rFonts w:ascii="Times New Roman" w:hAnsi="Times New Roman" w:cs="Times New Roman"/>
+        </w:rPr>
+        <w:t>D. Mạng trong 1 phòng</w:t>
+      </w:r>
+    </w:p>
+    <w:p>
+      <w:pPr>
+        <w:keepNext/>
         <w:spacing w:before="80" w:after="40" w:line="276" w:lineRule="auto"/>
         <w:jc w:val="left"/>
       </w:pPr>
@@ -3132,38 +3672,74 @@
     </w:p>
     <w:p>
       <w:pPr>
+        <w:keepNext/>
         <w:spacing w:before="0" w:after="20" w:line="276" w:lineRule="auto"/>
-        <w:jc w:val="left"/>
-      </w:pPr>
-      <w:r>
-        <w:rPr>
-          <w:rFonts w:ascii="Times New Roman" w:hAnsi="Times New Roman"/>
-          <w:b w:val="0"/>
-          <w:i w:val="0"/>
-          <w:sz w:val="24"/>
-          <w:rFonts w:ascii="Times New Roman" w:hAnsi="Times New Roman" w:cs="Times New Roman"/>
-        </w:rPr>
-        <w:t xml:space="preserve">    A. Hiển thị hình ảnh         B. Kết nối và điều hướng dữ liệu giữa các mạng</w:t>
-      </w:r>
-    </w:p>
-    <w:p>
-      <w:pPr>
-        <w:spacing w:before="0" w:after="40" w:line="276" w:lineRule="auto"/>
-        <w:jc w:val="left"/>
-      </w:pPr>
-      <w:r>
-        <w:rPr>
-          <w:rFonts w:ascii="Times New Roman" w:hAnsi="Times New Roman"/>
-          <w:b w:val="0"/>
-          <w:i w:val="0"/>
-          <w:sz w:val="24"/>
-          <w:rFonts w:ascii="Times New Roman" w:hAnsi="Times New Roman" w:cs="Times New Roman"/>
-        </w:rPr>
-        <w:t xml:space="preserve">    C. Gõ văn bản         D. Phát nhạc</w:t>
-      </w:r>
-    </w:p>
-    <w:p>
-      <w:pPr>
+        <w:ind w:left="360"/>
+      </w:pPr>
+      <w:r>
+        <w:rPr>
+          <w:rFonts w:ascii="Times New Roman" w:hAnsi="Times New Roman"/>
+          <w:b w:val="0"/>
+          <w:i w:val="0"/>
+          <w:sz w:val="24"/>
+          <w:rFonts w:ascii="Times New Roman" w:hAnsi="Times New Roman" w:cs="Times New Roman"/>
+        </w:rPr>
+        <w:t>A. Hiển thị hình ảnh</w:t>
+      </w:r>
+    </w:p>
+    <w:p>
+      <w:pPr>
+        <w:keepNext/>
+        <w:spacing w:before="0" w:after="20" w:line="276" w:lineRule="auto"/>
+        <w:ind w:left="360"/>
+      </w:pPr>
+      <w:r>
+        <w:rPr>
+          <w:rFonts w:ascii="Times New Roman" w:hAnsi="Times New Roman"/>
+          <w:b w:val="0"/>
+          <w:i w:val="0"/>
+          <w:sz w:val="24"/>
+          <w:rFonts w:ascii="Times New Roman" w:hAnsi="Times New Roman" w:cs="Times New Roman"/>
+        </w:rPr>
+        <w:t>B. Kết nối và điều hướng dữ liệu giữa các mạng</w:t>
+      </w:r>
+    </w:p>
+    <w:p>
+      <w:pPr>
+        <w:keepNext/>
+        <w:spacing w:before="0" w:after="20" w:line="276" w:lineRule="auto"/>
+        <w:ind w:left="360"/>
+      </w:pPr>
+      <w:r>
+        <w:rPr>
+          <w:rFonts w:ascii="Times New Roman" w:hAnsi="Times New Roman"/>
+          <w:b w:val="0"/>
+          <w:i w:val="0"/>
+          <w:sz w:val="24"/>
+          <w:rFonts w:ascii="Times New Roman" w:hAnsi="Times New Roman" w:cs="Times New Roman"/>
+        </w:rPr>
+        <w:t>C. Gõ văn bản</w:t>
+      </w:r>
+    </w:p>
+    <w:p>
+      <w:pPr>
+        <w:spacing w:before="0" w:after="50" w:line="276" w:lineRule="auto"/>
+        <w:ind w:left="360"/>
+      </w:pPr>
+      <w:r>
+        <w:rPr>
+          <w:rFonts w:ascii="Times New Roman" w:hAnsi="Times New Roman"/>
+          <w:b w:val="0"/>
+          <w:i w:val="0"/>
+          <w:sz w:val="24"/>
+          <w:rFonts w:ascii="Times New Roman" w:hAnsi="Times New Roman" w:cs="Times New Roman"/>
+        </w:rPr>
+        <w:t>D. Phát nhạc</w:t>
+      </w:r>
+    </w:p>
+    <w:p>
+      <w:pPr>
+        <w:keepNext/>
         <w:spacing w:before="80" w:after="40" w:line="276" w:lineRule="auto"/>
         <w:jc w:val="left"/>
       </w:pPr>
@@ -3180,38 +3756,74 @@
     </w:p>
     <w:p>
       <w:pPr>
+        <w:keepNext/>
         <w:spacing w:before="0" w:after="20" w:line="276" w:lineRule="auto"/>
-        <w:jc w:val="left"/>
-      </w:pPr>
-      <w:r>
-        <w:rPr>
-          <w:rFonts w:ascii="Times New Roman" w:hAnsi="Times New Roman"/>
-          <w:b w:val="0"/>
-          <w:i w:val="0"/>
-          <w:sz w:val="24"/>
-          <w:rFonts w:ascii="Times New Roman" w:hAnsi="Times New Roman" w:cs="Times New Roman"/>
-        </w:rPr>
-        <w:t xml:space="preserve">    A. Tắt máy tính         B. Kết nối các máy tính trong cùng mạng LAN</w:t>
-      </w:r>
-    </w:p>
-    <w:p>
-      <w:pPr>
-        <w:spacing w:before="0" w:after="40" w:line="276" w:lineRule="auto"/>
-        <w:jc w:val="left"/>
-      </w:pPr>
-      <w:r>
-        <w:rPr>
-          <w:rFonts w:ascii="Times New Roman" w:hAnsi="Times New Roman"/>
-          <w:b w:val="0"/>
-          <w:i w:val="0"/>
-          <w:sz w:val="24"/>
-          <w:rFonts w:ascii="Times New Roman" w:hAnsi="Times New Roman" w:cs="Times New Roman"/>
-        </w:rPr>
-        <w:t xml:space="preserve">    C. In tài liệu         D. Quét virus</w:t>
-      </w:r>
-    </w:p>
-    <w:p>
-      <w:pPr>
+        <w:ind w:left="360"/>
+      </w:pPr>
+      <w:r>
+        <w:rPr>
+          <w:rFonts w:ascii="Times New Roman" w:hAnsi="Times New Roman"/>
+          <w:b w:val="0"/>
+          <w:i w:val="0"/>
+          <w:sz w:val="24"/>
+          <w:rFonts w:ascii="Times New Roman" w:hAnsi="Times New Roman" w:cs="Times New Roman"/>
+        </w:rPr>
+        <w:t>A. Tắt máy tính</w:t>
+      </w:r>
+    </w:p>
+    <w:p>
+      <w:pPr>
+        <w:keepNext/>
+        <w:spacing w:before="0" w:after="20" w:line="276" w:lineRule="auto"/>
+        <w:ind w:left="360"/>
+      </w:pPr>
+      <w:r>
+        <w:rPr>
+          <w:rFonts w:ascii="Times New Roman" w:hAnsi="Times New Roman"/>
+          <w:b w:val="0"/>
+          <w:i w:val="0"/>
+          <w:sz w:val="24"/>
+          <w:rFonts w:ascii="Times New Roman" w:hAnsi="Times New Roman" w:cs="Times New Roman"/>
+        </w:rPr>
+        <w:t>B. Kết nối các máy tính trong cùng mạng LAN</w:t>
+      </w:r>
+    </w:p>
+    <w:p>
+      <w:pPr>
+        <w:keepNext/>
+        <w:spacing w:before="0" w:after="20" w:line="276" w:lineRule="auto"/>
+        <w:ind w:left="360"/>
+      </w:pPr>
+      <w:r>
+        <w:rPr>
+          <w:rFonts w:ascii="Times New Roman" w:hAnsi="Times New Roman"/>
+          <w:b w:val="0"/>
+          <w:i w:val="0"/>
+          <w:sz w:val="24"/>
+          <w:rFonts w:ascii="Times New Roman" w:hAnsi="Times New Roman" w:cs="Times New Roman"/>
+        </w:rPr>
+        <w:t>C. In tài liệu</w:t>
+      </w:r>
+    </w:p>
+    <w:p>
+      <w:pPr>
+        <w:spacing w:before="0" w:after="50" w:line="276" w:lineRule="auto"/>
+        <w:ind w:left="360"/>
+      </w:pPr>
+      <w:r>
+        <w:rPr>
+          <w:rFonts w:ascii="Times New Roman" w:hAnsi="Times New Roman"/>
+          <w:b w:val="0"/>
+          <w:i w:val="0"/>
+          <w:sz w:val="24"/>
+          <w:rFonts w:ascii="Times New Roman" w:hAnsi="Times New Roman" w:cs="Times New Roman"/>
+        </w:rPr>
+        <w:t>D. Quét virus</w:t>
+      </w:r>
+    </w:p>
+    <w:p>
+      <w:pPr>
+        <w:keepNext/>
         <w:spacing w:before="80" w:after="40" w:line="276" w:lineRule="auto"/>
         <w:jc w:val="left"/>
       </w:pPr>
@@ -3228,38 +3840,74 @@
     </w:p>
     <w:p>
       <w:pPr>
+        <w:keepNext/>
         <w:spacing w:before="0" w:after="20" w:line="276" w:lineRule="auto"/>
-        <w:jc w:val="left"/>
-      </w:pPr>
-      <w:r>
-        <w:rPr>
-          <w:rFonts w:ascii="Times New Roman" w:hAnsi="Times New Roman"/>
-          <w:b w:val="0"/>
-          <w:i w:val="0"/>
-          <w:sz w:val="24"/>
-          <w:rFonts w:ascii="Times New Roman" w:hAnsi="Times New Roman" w:cs="Times New Roman"/>
-        </w:rPr>
-        <w:t xml:space="preserve">    A. Chỉ để chơi game online         B. Chia sẻ dữ liệu, máy in, Internet và làm việc nhóm</w:t>
-      </w:r>
-    </w:p>
-    <w:p>
-      <w:pPr>
-        <w:spacing w:before="0" w:after="40" w:line="276" w:lineRule="auto"/>
-        <w:jc w:val="left"/>
-      </w:pPr>
-      <w:r>
-        <w:rPr>
-          <w:rFonts w:ascii="Times New Roman" w:hAnsi="Times New Roman"/>
-          <w:b w:val="0"/>
-          <w:i w:val="0"/>
-          <w:sz w:val="24"/>
-          <w:rFonts w:ascii="Times New Roman" w:hAnsi="Times New Roman" w:cs="Times New Roman"/>
-        </w:rPr>
-        <w:t xml:space="preserve">    C. Làm máy chạy chậm hơn         D. Không có lợi ích gì</w:t>
-      </w:r>
-    </w:p>
-    <w:p>
-      <w:pPr>
+        <w:ind w:left="360"/>
+      </w:pPr>
+      <w:r>
+        <w:rPr>
+          <w:rFonts w:ascii="Times New Roman" w:hAnsi="Times New Roman"/>
+          <w:b w:val="0"/>
+          <w:i w:val="0"/>
+          <w:sz w:val="24"/>
+          <w:rFonts w:ascii="Times New Roman" w:hAnsi="Times New Roman" w:cs="Times New Roman"/>
+        </w:rPr>
+        <w:t>A. Chỉ để chơi game online</w:t>
+      </w:r>
+    </w:p>
+    <w:p>
+      <w:pPr>
+        <w:keepNext/>
+        <w:spacing w:before="0" w:after="20" w:line="276" w:lineRule="auto"/>
+        <w:ind w:left="360"/>
+      </w:pPr>
+      <w:r>
+        <w:rPr>
+          <w:rFonts w:ascii="Times New Roman" w:hAnsi="Times New Roman"/>
+          <w:b w:val="0"/>
+          <w:i w:val="0"/>
+          <w:sz w:val="24"/>
+          <w:rFonts w:ascii="Times New Roman" w:hAnsi="Times New Roman" w:cs="Times New Roman"/>
+        </w:rPr>
+        <w:t>B. Chia sẻ dữ liệu, máy in, Internet và làm việc nhóm</w:t>
+      </w:r>
+    </w:p>
+    <w:p>
+      <w:pPr>
+        <w:keepNext/>
+        <w:spacing w:before="0" w:after="20" w:line="276" w:lineRule="auto"/>
+        <w:ind w:left="360"/>
+      </w:pPr>
+      <w:r>
+        <w:rPr>
+          <w:rFonts w:ascii="Times New Roman" w:hAnsi="Times New Roman"/>
+          <w:b w:val="0"/>
+          <w:i w:val="0"/>
+          <w:sz w:val="24"/>
+          <w:rFonts w:ascii="Times New Roman" w:hAnsi="Times New Roman" w:cs="Times New Roman"/>
+        </w:rPr>
+        <w:t>C. Làm máy chạy chậm hơn</w:t>
+      </w:r>
+    </w:p>
+    <w:p>
+      <w:pPr>
+        <w:spacing w:before="0" w:after="50" w:line="276" w:lineRule="auto"/>
+        <w:ind w:left="360"/>
+      </w:pPr>
+      <w:r>
+        <w:rPr>
+          <w:rFonts w:ascii="Times New Roman" w:hAnsi="Times New Roman"/>
+          <w:b w:val="0"/>
+          <w:i w:val="0"/>
+          <w:sz w:val="24"/>
+          <w:rFonts w:ascii="Times New Roman" w:hAnsi="Times New Roman" w:cs="Times New Roman"/>
+        </w:rPr>
+        <w:t>D. Không có lợi ích gì</w:t>
+      </w:r>
+    </w:p>
+    <w:p>
+      <w:pPr>
+        <w:keepNext/>
         <w:spacing w:before="80" w:after="40" w:line="276" w:lineRule="auto"/>
         <w:jc w:val="left"/>
       </w:pPr>
@@ -3276,38 +3924,74 @@
     </w:p>
     <w:p>
       <w:pPr>
+        <w:keepNext/>
         <w:spacing w:before="0" w:after="20" w:line="276" w:lineRule="auto"/>
-        <w:jc w:val="left"/>
-      </w:pPr>
-      <w:r>
-        <w:rPr>
-          <w:rFonts w:ascii="Times New Roman" w:hAnsi="Times New Roman"/>
-          <w:b w:val="0"/>
-          <w:i w:val="0"/>
-          <w:sz w:val="24"/>
-          <w:rFonts w:ascii="Times New Roman" w:hAnsi="Times New Roman" w:cs="Times New Roman"/>
-        </w:rPr>
-        <w:t xml:space="preserve">    A. Sạc pin         B. Kết nối máy tính với mạng qua dây</w:t>
-      </w:r>
-    </w:p>
-    <w:p>
-      <w:pPr>
-        <w:spacing w:before="0" w:after="40" w:line="276" w:lineRule="auto"/>
-        <w:jc w:val="left"/>
-      </w:pPr>
-      <w:r>
-        <w:rPr>
-          <w:rFonts w:ascii="Times New Roman" w:hAnsi="Times New Roman"/>
-          <w:b w:val="0"/>
-          <w:i w:val="0"/>
-          <w:sz w:val="24"/>
-          <w:rFonts w:ascii="Times New Roman" w:hAnsi="Times New Roman" w:cs="Times New Roman"/>
-        </w:rPr>
-        <w:t xml:space="preserve">    C. Phát Wi-Fi         D. Hiển thị hình ảnh</w:t>
-      </w:r>
-    </w:p>
-    <w:p>
-      <w:pPr>
+        <w:ind w:left="360"/>
+      </w:pPr>
+      <w:r>
+        <w:rPr>
+          <w:rFonts w:ascii="Times New Roman" w:hAnsi="Times New Roman"/>
+          <w:b w:val="0"/>
+          <w:i w:val="0"/>
+          <w:sz w:val="24"/>
+          <w:rFonts w:ascii="Times New Roman" w:hAnsi="Times New Roman" w:cs="Times New Roman"/>
+        </w:rPr>
+        <w:t>A. Sạc pin</w:t>
+      </w:r>
+    </w:p>
+    <w:p>
+      <w:pPr>
+        <w:keepNext/>
+        <w:spacing w:before="0" w:after="20" w:line="276" w:lineRule="auto"/>
+        <w:ind w:left="360"/>
+      </w:pPr>
+      <w:r>
+        <w:rPr>
+          <w:rFonts w:ascii="Times New Roman" w:hAnsi="Times New Roman"/>
+          <w:b w:val="0"/>
+          <w:i w:val="0"/>
+          <w:sz w:val="24"/>
+          <w:rFonts w:ascii="Times New Roman" w:hAnsi="Times New Roman" w:cs="Times New Roman"/>
+        </w:rPr>
+        <w:t>B. Kết nối máy tính với mạng qua dây</w:t>
+      </w:r>
+    </w:p>
+    <w:p>
+      <w:pPr>
+        <w:keepNext/>
+        <w:spacing w:before="0" w:after="20" w:line="276" w:lineRule="auto"/>
+        <w:ind w:left="360"/>
+      </w:pPr>
+      <w:r>
+        <w:rPr>
+          <w:rFonts w:ascii="Times New Roman" w:hAnsi="Times New Roman"/>
+          <w:b w:val="0"/>
+          <w:i w:val="0"/>
+          <w:sz w:val="24"/>
+          <w:rFonts w:ascii="Times New Roman" w:hAnsi="Times New Roman" w:cs="Times New Roman"/>
+        </w:rPr>
+        <w:t>C. Phát Wi-Fi</w:t>
+      </w:r>
+    </w:p>
+    <w:p>
+      <w:pPr>
+        <w:spacing w:before="0" w:after="50" w:line="276" w:lineRule="auto"/>
+        <w:ind w:left="360"/>
+      </w:pPr>
+      <w:r>
+        <w:rPr>
+          <w:rFonts w:ascii="Times New Roman" w:hAnsi="Times New Roman"/>
+          <w:b w:val="0"/>
+          <w:i w:val="0"/>
+          <w:sz w:val="24"/>
+          <w:rFonts w:ascii="Times New Roman" w:hAnsi="Times New Roman" w:cs="Times New Roman"/>
+        </w:rPr>
+        <w:t>D. Hiển thị hình ảnh</w:t>
+      </w:r>
+    </w:p>
+    <w:p>
+      <w:pPr>
+        <w:keepNext/>
         <w:spacing w:before="80" w:after="40" w:line="276" w:lineRule="auto"/>
         <w:jc w:val="left"/>
       </w:pPr>
@@ -3324,38 +4008,52 @@
     </w:p>
     <w:p>
       <w:pPr>
+        <w:keepNext/>
+        <w:tabs>
+          <w:tab w:pos="360" w:val="left"/>
+          <w:tab w:pos="5112" w:val="left"/>
+        </w:tabs>
         <w:spacing w:before="0" w:after="20" w:line="276" w:lineRule="auto"/>
-        <w:jc w:val="left"/>
-      </w:pPr>
-      <w:r>
-        <w:rPr>
-          <w:rFonts w:ascii="Times New Roman" w:hAnsi="Times New Roman"/>
-          <w:b w:val="0"/>
-          <w:i w:val="0"/>
-          <w:sz w:val="24"/>
-          <w:rFonts w:ascii="Times New Roman" w:hAnsi="Times New Roman" w:cs="Times New Roman"/>
-        </w:rPr>
-        <w:t xml:space="preserve">    A. Dây cáp mạng         B. Công nghệ kết nối mạng không dây</w:t>
-      </w:r>
-    </w:p>
-    <w:p>
-      <w:pPr>
-        <w:spacing w:before="0" w:after="40" w:line="276" w:lineRule="auto"/>
-        <w:jc w:val="left"/>
-      </w:pPr>
-      <w:r>
-        <w:rPr>
-          <w:rFonts w:ascii="Times New Roman" w:hAnsi="Times New Roman"/>
-          <w:b w:val="0"/>
-          <w:i w:val="0"/>
-          <w:sz w:val="24"/>
-          <w:rFonts w:ascii="Times New Roman" w:hAnsi="Times New Roman" w:cs="Times New Roman"/>
-        </w:rPr>
-        <w:t xml:space="preserve">    C. Loại phần mềm         D. Tên máy tính</w:t>
-      </w:r>
-    </w:p>
-    <w:p>
-      <w:pPr>
+      </w:pPr>
+      <w:r>
+        <w:rPr>
+          <w:rFonts w:ascii="Times New Roman" w:hAnsi="Times New Roman"/>
+          <w:b w:val="0"/>
+          <w:i w:val="0"/>
+          <w:sz w:val="24"/>
+          <w:rFonts w:ascii="Times New Roman" w:hAnsi="Times New Roman" w:cs="Times New Roman"/>
+        </w:rPr>
+        <w:tab/>
+        <w:t>A. Dây cáp mạng</w:t>
+        <w:tab/>
+        <w:t>B. Công nghệ kết nối mạng không dây</w:t>
+      </w:r>
+    </w:p>
+    <w:p>
+      <w:pPr>
+        <w:tabs>
+          <w:tab w:pos="360" w:val="left"/>
+          <w:tab w:pos="5112" w:val="left"/>
+        </w:tabs>
+        <w:spacing w:before="0" w:after="50" w:line="276" w:lineRule="auto"/>
+      </w:pPr>
+      <w:r>
+        <w:rPr>
+          <w:rFonts w:ascii="Times New Roman" w:hAnsi="Times New Roman"/>
+          <w:b w:val="0"/>
+          <w:i w:val="0"/>
+          <w:sz w:val="24"/>
+          <w:rFonts w:ascii="Times New Roman" w:hAnsi="Times New Roman" w:cs="Times New Roman"/>
+        </w:rPr>
+        <w:tab/>
+        <w:t>C. Loại phần mềm</w:t>
+        <w:tab/>
+        <w:t>D. Tên máy tính</w:t>
+      </w:r>
+    </w:p>
+    <w:p>
+      <w:pPr>
+        <w:keepNext/>
         <w:spacing w:before="80" w:after="40" w:line="276" w:lineRule="auto"/>
         <w:jc w:val="left"/>
       </w:pPr>
@@ -3372,38 +4070,74 @@
     </w:p>
     <w:p>
       <w:pPr>
+        <w:keepNext/>
         <w:spacing w:before="0" w:after="20" w:line="276" w:lineRule="auto"/>
-        <w:jc w:val="left"/>
-      </w:pPr>
-      <w:r>
-        <w:rPr>
-          <w:rFonts w:ascii="Times New Roman" w:hAnsi="Times New Roman"/>
-          <w:b w:val="0"/>
-          <w:i w:val="0"/>
-          <w:sz w:val="24"/>
-          <w:rFonts w:ascii="Times New Roman" w:hAnsi="Times New Roman" w:cs="Times New Roman"/>
-        </w:rPr>
-        <w:t xml:space="preserve">    A. Chỉ để chơi game         B. Cung cấp tài nguyên và dịch vụ cho các máy tính khác</w:t>
-      </w:r>
-    </w:p>
-    <w:p>
-      <w:pPr>
-        <w:spacing w:before="0" w:after="40" w:line="276" w:lineRule="auto"/>
-        <w:jc w:val="left"/>
-      </w:pPr>
-      <w:r>
-        <w:rPr>
-          <w:rFonts w:ascii="Times New Roman" w:hAnsi="Times New Roman"/>
-          <w:b w:val="0"/>
-          <w:i w:val="0"/>
-          <w:sz w:val="24"/>
-          <w:rFonts w:ascii="Times New Roman" w:hAnsi="Times New Roman" w:cs="Times New Roman"/>
-        </w:rPr>
-        <w:t xml:space="preserve">    C. Chỉ để soạn văn bản         D. Chỉ để xem phim</w:t>
-      </w:r>
-    </w:p>
-    <w:p>
-      <w:pPr>
+        <w:ind w:left="360"/>
+      </w:pPr>
+      <w:r>
+        <w:rPr>
+          <w:rFonts w:ascii="Times New Roman" w:hAnsi="Times New Roman"/>
+          <w:b w:val="0"/>
+          <w:i w:val="0"/>
+          <w:sz w:val="24"/>
+          <w:rFonts w:ascii="Times New Roman" w:hAnsi="Times New Roman" w:cs="Times New Roman"/>
+        </w:rPr>
+        <w:t>A. Chỉ để chơi game</w:t>
+      </w:r>
+    </w:p>
+    <w:p>
+      <w:pPr>
+        <w:keepNext/>
+        <w:spacing w:before="0" w:after="20" w:line="276" w:lineRule="auto"/>
+        <w:ind w:left="360"/>
+      </w:pPr>
+      <w:r>
+        <w:rPr>
+          <w:rFonts w:ascii="Times New Roman" w:hAnsi="Times New Roman"/>
+          <w:b w:val="0"/>
+          <w:i w:val="0"/>
+          <w:sz w:val="24"/>
+          <w:rFonts w:ascii="Times New Roman" w:hAnsi="Times New Roman" w:cs="Times New Roman"/>
+        </w:rPr>
+        <w:t>B. Cung cấp tài nguyên và dịch vụ cho các máy tính khác</w:t>
+      </w:r>
+    </w:p>
+    <w:p>
+      <w:pPr>
+        <w:keepNext/>
+        <w:spacing w:before="0" w:after="20" w:line="276" w:lineRule="auto"/>
+        <w:ind w:left="360"/>
+      </w:pPr>
+      <w:r>
+        <w:rPr>
+          <w:rFonts w:ascii="Times New Roman" w:hAnsi="Times New Roman"/>
+          <w:b w:val="0"/>
+          <w:i w:val="0"/>
+          <w:sz w:val="24"/>
+          <w:rFonts w:ascii="Times New Roman" w:hAnsi="Times New Roman" w:cs="Times New Roman"/>
+        </w:rPr>
+        <w:t>C. Chỉ để soạn văn bản</w:t>
+      </w:r>
+    </w:p>
+    <w:p>
+      <w:pPr>
+        <w:spacing w:before="0" w:after="50" w:line="276" w:lineRule="auto"/>
+        <w:ind w:left="360"/>
+      </w:pPr>
+      <w:r>
+        <w:rPr>
+          <w:rFonts w:ascii="Times New Roman" w:hAnsi="Times New Roman"/>
+          <w:b w:val="0"/>
+          <w:i w:val="0"/>
+          <w:sz w:val="24"/>
+          <w:rFonts w:ascii="Times New Roman" w:hAnsi="Times New Roman" w:cs="Times New Roman"/>
+        </w:rPr>
+        <w:t>D. Chỉ để xem phim</w:t>
+      </w:r>
+    </w:p>
+    <w:p>
+      <w:pPr>
+        <w:keepNext/>
         <w:spacing w:before="80" w:after="40" w:line="276" w:lineRule="auto"/>
         <w:jc w:val="left"/>
       </w:pPr>
@@ -3420,34 +4154,69 @@
     </w:p>
     <w:p>
       <w:pPr>
+        <w:keepNext/>
         <w:spacing w:before="0" w:after="20" w:line="276" w:lineRule="auto"/>
-        <w:jc w:val="left"/>
-      </w:pPr>
-      <w:r>
-        <w:rPr>
-          <w:rFonts w:ascii="Times New Roman" w:hAnsi="Times New Roman"/>
-          <w:b w:val="0"/>
-          <w:i w:val="0"/>
-          <w:sz w:val="24"/>
-          <w:rFonts w:ascii="Times New Roman" w:hAnsi="Times New Roman" w:cs="Times New Roman"/>
-        </w:rPr>
-        <w:t xml:space="preserve">    A. LAN         B. MAN</w:t>
-      </w:r>
-    </w:p>
-    <w:p>
-      <w:pPr>
-        <w:spacing w:before="0" w:after="40" w:line="276" w:lineRule="auto"/>
-        <w:jc w:val="left"/>
-      </w:pPr>
-      <w:r>
-        <w:rPr>
-          <w:rFonts w:ascii="Times New Roman" w:hAnsi="Times New Roman"/>
-          <w:b w:val="0"/>
-          <w:i w:val="0"/>
-          <w:sz w:val="24"/>
-          <w:rFonts w:ascii="Times New Roman" w:hAnsi="Times New Roman" w:cs="Times New Roman"/>
-        </w:rPr>
-        <w:t xml:space="preserve">    C. WAN (mạng diện rộng toàn cầu)         D. PAN</w:t>
+        <w:ind w:left="360"/>
+      </w:pPr>
+      <w:r>
+        <w:rPr>
+          <w:rFonts w:ascii="Times New Roman" w:hAnsi="Times New Roman"/>
+          <w:b w:val="0"/>
+          <w:i w:val="0"/>
+          <w:sz w:val="24"/>
+          <w:rFonts w:ascii="Times New Roman" w:hAnsi="Times New Roman" w:cs="Times New Roman"/>
+        </w:rPr>
+        <w:t>A. LAN</w:t>
+      </w:r>
+    </w:p>
+    <w:p>
+      <w:pPr>
+        <w:keepNext/>
+        <w:spacing w:before="0" w:after="20" w:line="276" w:lineRule="auto"/>
+        <w:ind w:left="360"/>
+      </w:pPr>
+      <w:r>
+        <w:rPr>
+          <w:rFonts w:ascii="Times New Roman" w:hAnsi="Times New Roman"/>
+          <w:b w:val="0"/>
+          <w:i w:val="0"/>
+          <w:sz w:val="24"/>
+          <w:rFonts w:ascii="Times New Roman" w:hAnsi="Times New Roman" w:cs="Times New Roman"/>
+        </w:rPr>
+        <w:t>B. MAN</w:t>
+      </w:r>
+    </w:p>
+    <w:p>
+      <w:pPr>
+        <w:keepNext/>
+        <w:spacing w:before="0" w:after="20" w:line="276" w:lineRule="auto"/>
+        <w:ind w:left="360"/>
+      </w:pPr>
+      <w:r>
+        <w:rPr>
+          <w:rFonts w:ascii="Times New Roman" w:hAnsi="Times New Roman"/>
+          <w:b w:val="0"/>
+          <w:i w:val="0"/>
+          <w:sz w:val="24"/>
+          <w:rFonts w:ascii="Times New Roman" w:hAnsi="Times New Roman" w:cs="Times New Roman"/>
+        </w:rPr>
+        <w:t>C. WAN (mạng diện rộng toàn cầu)</w:t>
+      </w:r>
+    </w:p>
+    <w:p>
+      <w:pPr>
+        <w:spacing w:before="0" w:after="50" w:line="276" w:lineRule="auto"/>
+        <w:ind w:left="360"/>
+      </w:pPr>
+      <w:r>
+        <w:rPr>
+          <w:rFonts w:ascii="Times New Roman" w:hAnsi="Times New Roman"/>
+          <w:b w:val="0"/>
+          <w:i w:val="0"/>
+          <w:sz w:val="24"/>
+          <w:rFonts w:ascii="Times New Roman" w:hAnsi="Times New Roman" w:cs="Times New Roman"/>
+        </w:rPr>
+        <w:t>D. PAN</w:t>
       </w:r>
     </w:p>
     <w:p>
